--- a/שלום לכולם.docx
+++ b/שלום לכולם.docx
@@ -9,7 +9,6 @@
           <w:rFonts w:ascii="Amasis MT Pro" w:hAnsi="Amasis MT Pro"/>
           <w:sz w:val="28"/>
           <w:szCs w:val="28"/>
-          <w:rtl/>
         </w:rPr>
       </w:pPr>
       <w:r>
@@ -35,13 +34,23 @@
       </w:pPr>
       <w:r>
         <w:rPr>
-          <w:rFonts w:ascii="Amasis MT Pro" w:hAnsi="Amasis MT Pro"/>
-          <w:sz w:val="28"/>
-          <w:szCs w:val="28"/>
-          <w:rtl/>
-          <w:lang w:val="en-US"/>
-        </w:rPr>
-        <w:t xml:space="preserve"> אין ספק שכללי המשחק השתנו, יש שפה חדשה שמחברת בין רעיונות למציאות.</w:t>
+          <w:rFonts w:ascii="Amasis MT Pro" w:hAnsi="Amasis MT Pro" w:hint="cs"/>
+          <w:sz w:val="28"/>
+          <w:szCs w:val="28"/>
+          <w:rtl/>
+          <w:lang w:val="en-US"/>
+        </w:rPr>
+        <w:t>אז קודם כל לא נראה לי שיש פה מישהו שלא יודע</w:t>
+      </w:r>
+      <w:r>
+        <w:rPr>
+          <w:rFonts w:ascii="Amasis MT Pro" w:hAnsi="Amasis MT Pro"/>
+          <w:sz w:val="28"/>
+          <w:szCs w:val="28"/>
+          <w:rtl/>
+          <w:lang w:val="en-US"/>
+        </w:rPr>
+        <w:t xml:space="preserve"> שכללי המשחק השתנו, יש שפה חדשה שמחברת בין רעיונות למציאות.</w:t>
       </w:r>
       <w:r>
         <w:rPr>
@@ -93,6 +102,95 @@
         </w:rPr>
         <w:t>אני שמח על ההזדמנות לדבר על הנושא הזה באופן אישי.</w:t>
       </w:r>
+      <w:r>
+        <w:rPr>
+          <w:rFonts w:ascii="Amasis MT Pro" w:hAnsi="Amasis MT Pro"/>
+          <w:sz w:val="28"/>
+          <w:szCs w:val="28"/>
+          <w:rtl/>
+          <w:lang w:val="en-US"/>
+        </w:rPr>
+        <w:t xml:space="preserve"> </w:t>
+      </w:r>
+      <w:r>
+        <w:rPr>
+          <w:rFonts w:ascii="Amasis MT Pro" w:hAnsi="Amasis MT Pro"/>
+          <w:sz w:val="28"/>
+          <w:szCs w:val="28"/>
+          <w:rtl/>
+          <w:lang w:val="en-US"/>
+        </w:rPr>
+        <w:t xml:space="preserve">אני מפתח </w:t>
+      </w:r>
+      <w:r>
+        <w:rPr>
+          <w:rFonts w:ascii="Amasis MT Pro" w:hAnsi="Amasis MT Pro" w:hint="cs"/>
+          <w:sz w:val="28"/>
+          <w:szCs w:val="28"/>
+          <w:rtl/>
+          <w:lang w:val="en-US"/>
+        </w:rPr>
+        <w:t xml:space="preserve">כבר </w:t>
+      </w:r>
+      <w:r>
+        <w:rPr>
+          <w:rFonts w:ascii="Amasis MT Pro" w:hAnsi="Amasis MT Pro"/>
+          <w:sz w:val="28"/>
+          <w:szCs w:val="28"/>
+          <w:rtl/>
+          <w:lang w:val="en-US"/>
+        </w:rPr>
+        <w:t xml:space="preserve">מעל שנה עם כלי </w:t>
+      </w:r>
+      <w:r>
+        <w:rPr>
+          <w:rFonts w:ascii="Amasis MT Pro" w:hAnsi="Amasis MT Pro"/>
+          <w:sz w:val="28"/>
+          <w:szCs w:val="28"/>
+          <w:lang w:val="en-US"/>
+        </w:rPr>
+        <w:t>AI CODING</w:t>
+      </w:r>
+      <w:r>
+        <w:rPr>
+          <w:rFonts w:ascii="Amasis MT Pro" w:hAnsi="Amasis MT Pro"/>
+          <w:sz w:val="28"/>
+          <w:szCs w:val="28"/>
+          <w:rtl/>
+          <w:lang w:val="en-US"/>
+        </w:rPr>
+        <w:t xml:space="preserve"> בניתי שלושה פרויקטים גדולים</w:t>
+      </w:r>
+      <w:r>
+        <w:rPr>
+          <w:rFonts w:ascii="Amasis MT Pro" w:hAnsi="Amasis MT Pro" w:hint="cs"/>
+          <w:sz w:val="28"/>
+          <w:szCs w:val="28"/>
+          <w:rtl/>
+          <w:lang w:val="en-US"/>
+        </w:rPr>
+        <w:t xml:space="preserve"> </w:t>
+      </w:r>
+      <w:r>
+        <w:rPr>
+          <w:rFonts w:ascii="Amasis MT Pro" w:hAnsi="Amasis MT Pro"/>
+          <w:sz w:val="28"/>
+          <w:szCs w:val="28"/>
+          <w:rtl/>
+          <w:lang w:val="en-US"/>
+        </w:rPr>
+        <w:t>בסביבה מבודדת</w:t>
+      </w:r>
+      <w:r>
+        <w:rPr>
+          <w:rFonts w:ascii="Amasis MT Pro" w:hAnsi="Amasis MT Pro" w:hint="cs"/>
+          <w:sz w:val="28"/>
+          <w:szCs w:val="28"/>
+          <w:rtl/>
+          <w:lang w:val="en-US"/>
+        </w:rPr>
+        <w:t xml:space="preserve"> ופרסתי אותם ברשתות שלנו. בתקופה זו הקצב למידה של טכנולוגיות חדשות הגבוה ביותר.</w:t>
+      </w:r>
     </w:p>
     <w:p>
       <w:pPr>
@@ -113,7 +211,79 @@
           <w:rtl/>
           <w:lang w:val="en-US"/>
         </w:rPr>
-        <w:t xml:space="preserve">בארגון כמו שלנו מאד מאתגר לעבוד בצורה אג'נטית, סביבות שונות, רשתות אחרות, סט-אפים מורכבים, עקומת למידה </w:t>
+        <w:t xml:space="preserve">בארגון כמו שלנו מאד מאתגר לעבוד בצורה </w:t>
+      </w:r>
+      <w:proofErr w:type="spellStart"/>
+      <w:r>
+        <w:rPr>
+          <w:rFonts w:ascii="Amasis MT Pro" w:hAnsi="Amasis MT Pro"/>
+          <w:sz w:val="28"/>
+          <w:szCs w:val="28"/>
+          <w:rtl/>
+          <w:lang w:val="en-US"/>
+        </w:rPr>
+        <w:t>אג'נטית</w:t>
+      </w:r>
+      <w:proofErr w:type="spellEnd"/>
+      <w:r>
+        <w:rPr>
+          <w:rFonts w:ascii="Amasis MT Pro" w:hAnsi="Amasis MT Pro"/>
+          <w:sz w:val="28"/>
+          <w:szCs w:val="28"/>
+          <w:rtl/>
+          <w:lang w:val="en-US"/>
+        </w:rPr>
+        <w:t>, סביבות שונות</w:t>
+      </w:r>
+      <w:r>
+        <w:rPr>
+          <w:rFonts w:ascii="Amasis MT Pro" w:hAnsi="Amasis MT Pro" w:hint="cs"/>
+          <w:sz w:val="28"/>
+          <w:szCs w:val="28"/>
+          <w:rtl/>
+          <w:lang w:val="en-US"/>
+        </w:rPr>
+        <w:t xml:space="preserve"> שמכילות </w:t>
+      </w:r>
+      <w:r>
+        <w:rPr>
+          <w:rFonts w:ascii="Amasis MT Pro" w:hAnsi="Amasis MT Pro"/>
+          <w:sz w:val="28"/>
+          <w:szCs w:val="28"/>
+          <w:rtl/>
+          <w:lang w:val="en-US"/>
+        </w:rPr>
+        <w:t>סט-אפים מורכבים</w:t>
+      </w:r>
+      <w:r>
+        <w:rPr>
+          <w:rFonts w:ascii="Amasis MT Pro" w:hAnsi="Amasis MT Pro"/>
+          <w:sz w:val="28"/>
+          <w:szCs w:val="28"/>
+          <w:rtl/>
+          <w:lang w:val="en-US"/>
+        </w:rPr>
+        <w:t xml:space="preserve">, רשתות אחרות, </w:t>
+      </w:r>
+      <w:r>
+        <w:rPr>
+          <w:rFonts w:ascii="Amasis MT Pro" w:hAnsi="Amasis MT Pro" w:hint="cs"/>
+          <w:sz w:val="28"/>
+          <w:szCs w:val="28"/>
+          <w:rtl/>
+          <w:lang w:val="en-US"/>
+        </w:rPr>
+        <w:t xml:space="preserve">יש פה </w:t>
+      </w:r>
+      <w:r>
+        <w:rPr>
+          <w:rFonts w:ascii="Amasis MT Pro" w:hAnsi="Amasis MT Pro"/>
+          <w:sz w:val="28"/>
+          <w:szCs w:val="28"/>
+          <w:rtl/>
+          <w:lang w:val="en-US"/>
+        </w:rPr>
+        <w:t xml:space="preserve">עקומת למידה </w:t>
       </w:r>
       <w:r>
         <w:rPr>
@@ -175,47 +345,27 @@
           <w:rtl/>
           <w:lang w:val="en-US"/>
         </w:rPr>
-        <w:t>אני מפתח מעל שנה עם כלי אי איי קודינג בניתי שלושה פרוייקטים גדולי</w:t>
-      </w:r>
-      <w:r>
-        <w:rPr>
-          <w:rFonts w:ascii="Amasis MT Pro" w:hAnsi="Amasis MT Pro"/>
-          <w:sz w:val="28"/>
-          <w:szCs w:val="28"/>
-          <w:rtl/>
-          <w:lang w:val="en-US"/>
-        </w:rPr>
-        <w:t xml:space="preserve">ם </w:t>
-      </w:r>
-      <w:r>
-        <w:rPr>
-          <w:rFonts w:ascii="Amasis MT Pro" w:hAnsi="Amasis MT Pro"/>
-          <w:sz w:val="28"/>
-          <w:szCs w:val="28"/>
-          <w:rtl/>
-          <w:lang w:val="en-US"/>
-        </w:rPr>
-        <w:t xml:space="preserve">בסביבה </w:t>
-      </w:r>
-      <w:r>
-        <w:rPr>
-          <w:rFonts w:ascii="Amasis MT Pro" w:hAnsi="Amasis MT Pro"/>
-          <w:sz w:val="28"/>
-          <w:szCs w:val="28"/>
-          <w:rtl/>
-          <w:lang w:val="en-US"/>
-        </w:rPr>
-        <w:t>מבודדת</w:t>
-      </w:r>
-      <w:r>
-        <w:rPr>
-          <w:rFonts w:ascii="Amasis MT Pro" w:hAnsi="Amasis MT Pro"/>
-          <w:sz w:val="28"/>
-          <w:szCs w:val="28"/>
-          <w:rtl/>
-          <w:lang w:val="en-US"/>
-        </w:rPr>
-        <w:t>, אני לא עומד לדבר על עולם התוכן המקצועי אלא יותר</w:t>
+        <w:t xml:space="preserve">אני </w:t>
+      </w:r>
+      <w:r>
+        <w:rPr>
+          <w:rFonts w:ascii="Amasis MT Pro" w:hAnsi="Amasis MT Pro" w:hint="cs"/>
+          <w:sz w:val="28"/>
+          <w:szCs w:val="28"/>
+          <w:rtl/>
+          <w:lang w:val="en-US"/>
+        </w:rPr>
+        <w:t>פחות אדבר</w:t>
+      </w:r>
+      <w:r>
+        <w:rPr>
+          <w:rFonts w:ascii="Amasis MT Pro" w:hAnsi="Amasis MT Pro"/>
+          <w:sz w:val="28"/>
+          <w:szCs w:val="28"/>
+          <w:rtl/>
+          <w:lang w:val="en-US"/>
+        </w:rPr>
+        <w:t xml:space="preserve"> על עולם התוכן המקצועי אלא יותר</w:t>
       </w:r>
       <w:r>
         <w:rPr>
@@ -349,7 +499,89 @@
           <w:rtl/>
           <w:lang w:val="en-US"/>
         </w:rPr>
-        <w:t>ני רשת וכתבות מזהירות על עתיד מפתחי התוכנה. ברקע זה הוחלט על שכתוב מערכת קוקן. דודי המוכשר אפיין את המערכת בארכיטקטורת מיקרו-</w:t>
+        <w:t xml:space="preserve">ני רשת וכתבות מזהירות על עתיד מפתחי התוכנה. </w:t>
+      </w:r>
+      <w:r>
+        <w:rPr>
+          <w:rFonts w:ascii="Amasis MT Pro" w:hAnsi="Amasis MT Pro" w:hint="cs"/>
+          <w:sz w:val="28"/>
+          <w:szCs w:val="28"/>
+          <w:rtl/>
+          <w:lang w:val="en-US"/>
+        </w:rPr>
+        <w:t>בתקופה זו</w:t>
+      </w:r>
+      <w:r>
+        <w:rPr>
+          <w:rFonts w:ascii="Amasis MT Pro" w:hAnsi="Amasis MT Pro"/>
+          <w:sz w:val="28"/>
+          <w:szCs w:val="28"/>
+          <w:rtl/>
+          <w:lang w:val="en-US"/>
+        </w:rPr>
+        <w:t xml:space="preserve"> הוחלט על שכתוב מערכת </w:t>
+      </w:r>
+      <w:proofErr w:type="spellStart"/>
+      <w:r>
+        <w:rPr>
+          <w:rFonts w:ascii="Amasis MT Pro" w:hAnsi="Amasis MT Pro"/>
+          <w:sz w:val="28"/>
+          <w:szCs w:val="28"/>
+          <w:rtl/>
+          <w:lang w:val="en-US"/>
+        </w:rPr>
+        <w:t>ק</w:t>
+      </w:r>
+      <w:r>
+        <w:rPr>
+          <w:rFonts w:ascii="Amasis MT Pro" w:hAnsi="Amasis MT Pro" w:hint="cs"/>
+          <w:sz w:val="28"/>
+          <w:szCs w:val="28"/>
+          <w:rtl/>
+          <w:lang w:val="en-US"/>
+        </w:rPr>
+        <w:t>ו</w:t>
+      </w:r>
+      <w:r>
+        <w:rPr>
+          <w:rFonts w:ascii="Amasis MT Pro" w:hAnsi="Amasis MT Pro"/>
+          <w:sz w:val="28"/>
+          <w:szCs w:val="28"/>
+          <w:rtl/>
+          <w:lang w:val="en-US"/>
+        </w:rPr>
+        <w:t>ק</w:t>
+      </w:r>
+      <w:r>
+        <w:rPr>
+          <w:rFonts w:ascii="Amasis MT Pro" w:hAnsi="Amasis MT Pro" w:hint="cs"/>
+          <w:sz w:val="28"/>
+          <w:szCs w:val="28"/>
+          <w:rtl/>
+          <w:lang w:val="en-US"/>
+        </w:rPr>
+        <w:t>ו</w:t>
+      </w:r>
+      <w:r>
+        <w:rPr>
+          <w:rFonts w:ascii="Amasis MT Pro" w:hAnsi="Amasis MT Pro"/>
+          <w:sz w:val="28"/>
+          <w:szCs w:val="28"/>
+          <w:rtl/>
+          <w:lang w:val="en-US"/>
+        </w:rPr>
+        <w:t>ן</w:t>
+      </w:r>
+      <w:proofErr w:type="spellEnd"/>
+      <w:r>
+        <w:rPr>
+          <w:rFonts w:ascii="Amasis MT Pro" w:hAnsi="Amasis MT Pro"/>
+          <w:sz w:val="28"/>
+          <w:szCs w:val="28"/>
+          <w:rtl/>
+          <w:lang w:val="en-US"/>
+        </w:rPr>
+        <w:t>. דודי המוכשר אפיין את המערכת בארכיטקטורת מיקרו-</w:t>
       </w:r>
       <w:r>
         <w:rPr>
@@ -379,7 +611,243 @@
           <w:rtl/>
           <w:lang w:val="en-US"/>
         </w:rPr>
-        <w:t>מבוזרת בסביבה הקיוברנטית, המון טכנולוגיות בקיצור עקומת למידה מטורפת. לראשונה במחלקה הוחלט לפתח את המערכת בעזרת כלי אי איי קודינג והבנתי אני מתחיל הרפתקאה בעולם חדש לגמרי.</w:t>
+        <w:t xml:space="preserve">מבוזרת בסביבה </w:t>
+      </w:r>
+      <w:proofErr w:type="spellStart"/>
+      <w:r>
+        <w:rPr>
+          <w:rFonts w:ascii="Amasis MT Pro" w:hAnsi="Amasis MT Pro"/>
+          <w:sz w:val="28"/>
+          <w:szCs w:val="28"/>
+          <w:rtl/>
+          <w:lang w:val="en-US"/>
+        </w:rPr>
+        <w:t>קיוברנטית</w:t>
+      </w:r>
+      <w:proofErr w:type="spellEnd"/>
+      <w:r>
+        <w:rPr>
+          <w:rFonts w:ascii="Amasis MT Pro" w:hAnsi="Amasis MT Pro"/>
+          <w:sz w:val="28"/>
+          <w:szCs w:val="28"/>
+          <w:rtl/>
+          <w:lang w:val="en-US"/>
+        </w:rPr>
+        <w:t>,</w:t>
+      </w:r>
+      <w:r>
+        <w:rPr>
+          <w:rFonts w:ascii="Amasis MT Pro" w:hAnsi="Amasis MT Pro" w:hint="cs"/>
+          <w:sz w:val="28"/>
+          <w:szCs w:val="28"/>
+          <w:rtl/>
+          <w:lang w:val="en-US"/>
+        </w:rPr>
+        <w:t xml:space="preserve"> לסבר את האוזן מדובר על מערכת המכילה בערך 20 מיק</w:t>
+      </w:r>
+      <w:r>
+        <w:rPr>
+          <w:rFonts w:ascii="Amasis MT Pro" w:hAnsi="Amasis MT Pro" w:hint="cs"/>
+          <w:sz w:val="28"/>
+          <w:szCs w:val="28"/>
+          <w:rtl/>
+          <w:lang w:val="en-US"/>
+        </w:rPr>
+        <w:t>ר</w:t>
+      </w:r>
+      <w:r>
+        <w:rPr>
+          <w:rFonts w:ascii="Amasis MT Pro" w:hAnsi="Amasis MT Pro" w:hint="cs"/>
+          <w:sz w:val="28"/>
+          <w:szCs w:val="28"/>
+          <w:rtl/>
+          <w:lang w:val="en-US"/>
+        </w:rPr>
+        <w:t xml:space="preserve">ו-סרוויסים הכוללים </w:t>
+      </w:r>
+      <w:proofErr w:type="spellStart"/>
+      <w:r>
+        <w:rPr>
+          <w:rFonts w:ascii="Amasis MT Pro" w:hAnsi="Amasis MT Pro" w:hint="cs"/>
+          <w:sz w:val="28"/>
+          <w:szCs w:val="28"/>
+          <w:rtl/>
+          <w:lang w:val="en-US"/>
+        </w:rPr>
+        <w:t>סטאק</w:t>
+      </w:r>
+      <w:proofErr w:type="spellEnd"/>
+      <w:r>
+        <w:rPr>
+          <w:rFonts w:ascii="Amasis MT Pro" w:hAnsi="Amasis MT Pro" w:hint="cs"/>
+          <w:sz w:val="28"/>
+          <w:szCs w:val="28"/>
+          <w:rtl/>
+          <w:lang w:val="en-US"/>
+        </w:rPr>
+        <w:t xml:space="preserve"> של נראות עם</w:t>
+      </w:r>
+      <w:r>
+        <w:rPr>
+          <w:rFonts w:ascii="Amasis MT Pro" w:hAnsi="Amasis MT Pro"/>
+          <w:sz w:val="28"/>
+          <w:szCs w:val="28"/>
+          <w:rtl/>
+          <w:lang w:val="en-US"/>
+        </w:rPr>
+        <w:t xml:space="preserve"> </w:t>
+      </w:r>
+      <w:r>
+        <w:rPr>
+          <w:rFonts w:ascii="Amasis MT Pro" w:hAnsi="Amasis MT Pro" w:hint="cs"/>
+          <w:sz w:val="28"/>
+          <w:szCs w:val="28"/>
+          <w:rtl/>
+          <w:lang w:val="en-US"/>
+        </w:rPr>
+        <w:t>מספר</w:t>
+      </w:r>
+      <w:r>
+        <w:rPr>
+          <w:rFonts w:ascii="Amasis MT Pro" w:hAnsi="Amasis MT Pro"/>
+          <w:sz w:val="28"/>
+          <w:szCs w:val="28"/>
+          <w:rtl/>
+          <w:lang w:val="en-US"/>
+        </w:rPr>
+        <w:t xml:space="preserve"> טכנולוגיות</w:t>
+      </w:r>
+      <w:r>
+        <w:rPr>
+          <w:rFonts w:ascii="Amasis MT Pro" w:hAnsi="Amasis MT Pro" w:hint="cs"/>
+          <w:sz w:val="28"/>
+          <w:szCs w:val="28"/>
+          <w:rtl/>
+          <w:lang w:val="en-US"/>
+        </w:rPr>
+        <w:t xml:space="preserve">, </w:t>
+      </w:r>
+      <w:proofErr w:type="spellStart"/>
+      <w:r>
+        <w:rPr>
+          <w:rFonts w:ascii="Amasis MT Pro" w:hAnsi="Amasis MT Pro" w:hint="cs"/>
+          <w:sz w:val="28"/>
+          <w:szCs w:val="28"/>
+          <w:rtl/>
+          <w:lang w:val="en-US"/>
+        </w:rPr>
+        <w:t>אורקסטרציה</w:t>
+      </w:r>
+      <w:proofErr w:type="spellEnd"/>
+      <w:r>
+        <w:rPr>
+          <w:rFonts w:ascii="Amasis MT Pro" w:hAnsi="Amasis MT Pro" w:hint="cs"/>
+          <w:sz w:val="28"/>
+          <w:szCs w:val="28"/>
+          <w:rtl/>
+          <w:lang w:val="en-US"/>
+        </w:rPr>
+        <w:t xml:space="preserve"> שלמה - </w:t>
+      </w:r>
+      <w:r>
+        <w:rPr>
+          <w:rFonts w:ascii="Amasis MT Pro" w:hAnsi="Amasis MT Pro"/>
+          <w:sz w:val="28"/>
+          <w:szCs w:val="28"/>
+          <w:rtl/>
+          <w:lang w:val="en-US"/>
+        </w:rPr>
+        <w:t xml:space="preserve">בקיצור עקומת למידה </w:t>
+      </w:r>
+      <w:r>
+        <w:rPr>
+          <w:rFonts w:ascii="Amasis MT Pro" w:hAnsi="Amasis MT Pro" w:hint="cs"/>
+          <w:sz w:val="28"/>
+          <w:szCs w:val="28"/>
+          <w:rtl/>
+          <w:lang w:val="en-US"/>
+        </w:rPr>
+        <w:t>גדולה</w:t>
+      </w:r>
+      <w:r>
+        <w:rPr>
+          <w:rFonts w:ascii="Amasis MT Pro" w:hAnsi="Amasis MT Pro"/>
+          <w:sz w:val="28"/>
+          <w:szCs w:val="28"/>
+          <w:rtl/>
+          <w:lang w:val="en-US"/>
+        </w:rPr>
+        <w:t xml:space="preserve">. לראשונה במחלקה הוחלט לפתח את המערכת בעזרת כלי אי איי קודינג והבנתי </w:t>
+      </w:r>
+      <w:r>
+        <w:rPr>
+          <w:rFonts w:ascii="Amasis MT Pro" w:hAnsi="Amasis MT Pro" w:hint="cs"/>
+          <w:sz w:val="28"/>
+          <w:szCs w:val="28"/>
+          <w:rtl/>
+          <w:lang w:val="en-US"/>
+        </w:rPr>
+        <w:t>ש</w:t>
+      </w:r>
+      <w:r>
+        <w:rPr>
+          <w:rFonts w:ascii="Amasis MT Pro" w:hAnsi="Amasis MT Pro"/>
+          <w:sz w:val="28"/>
+          <w:szCs w:val="28"/>
+          <w:rtl/>
+          <w:lang w:val="en-US"/>
+        </w:rPr>
+        <w:t xml:space="preserve">אני מתחיל </w:t>
+      </w:r>
+      <w:r>
+        <w:rPr>
+          <w:rFonts w:ascii="Amasis MT Pro" w:hAnsi="Amasis MT Pro" w:hint="cs"/>
+          <w:sz w:val="28"/>
+          <w:szCs w:val="28"/>
+          <w:rtl/>
+          <w:lang w:val="en-US"/>
+        </w:rPr>
+        <w:t>הרפתק</w:t>
+      </w:r>
+      <w:r>
+        <w:rPr>
+          <w:rFonts w:ascii="Amasis MT Pro" w:hAnsi="Amasis MT Pro" w:hint="cs"/>
+          <w:sz w:val="28"/>
+          <w:szCs w:val="28"/>
+          <w:rtl/>
+          <w:lang w:val="en-US"/>
+        </w:rPr>
+        <w:t>ה</w:t>
+      </w:r>
+      <w:r>
+        <w:rPr>
+          <w:rFonts w:ascii="Amasis MT Pro" w:hAnsi="Amasis MT Pro"/>
+          <w:sz w:val="28"/>
+          <w:szCs w:val="28"/>
+          <w:rtl/>
+          <w:lang w:val="en-US"/>
+        </w:rPr>
+        <w:t xml:space="preserve"> </w:t>
+      </w:r>
+      <w:r>
+        <w:rPr>
+          <w:rFonts w:ascii="Amasis MT Pro" w:hAnsi="Amasis MT Pro" w:hint="cs"/>
+          <w:sz w:val="28"/>
+          <w:szCs w:val="28"/>
+          <w:rtl/>
+          <w:lang w:val="en-US"/>
+        </w:rPr>
+        <w:t>במגרש חדש</w:t>
+      </w:r>
+      <w:r>
+        <w:rPr>
+          <w:rFonts w:ascii="Amasis MT Pro" w:hAnsi="Amasis MT Pro"/>
+          <w:sz w:val="28"/>
+          <w:szCs w:val="28"/>
+          <w:rtl/>
+          <w:lang w:val="en-US"/>
+        </w:rPr>
+        <w:t>.</w:t>
       </w:r>
     </w:p>
     <w:p>
@@ -401,17 +869,57 @@
           <w:rtl/>
           <w:lang w:val="en-US"/>
         </w:rPr>
-        <w:t>לא רק היינו צריכים לפתח את המערכת אלא גם ללמוד איך לפתח</w:t>
-      </w:r>
-      <w:r>
-        <w:rPr>
-          <w:rFonts w:ascii="Amasis MT Pro" w:hAnsi="Amasis MT Pro"/>
-          <w:sz w:val="28"/>
-          <w:szCs w:val="28"/>
-          <w:rtl/>
-          <w:lang w:val="en-US"/>
-        </w:rPr>
-        <w:t xml:space="preserve"> בעזרת הכלים , להגדיר תו"ל חדש.</w:t>
+        <w:t xml:space="preserve">לא רק </w:t>
+      </w:r>
+      <w:r>
+        <w:rPr>
+          <w:rFonts w:ascii="Amasis MT Pro" w:hAnsi="Amasis MT Pro" w:hint="cs"/>
+          <w:sz w:val="28"/>
+          <w:szCs w:val="28"/>
+          <w:rtl/>
+          <w:lang w:val="en-US"/>
+        </w:rPr>
+        <w:t>ש</w:t>
+      </w:r>
+      <w:r>
+        <w:rPr>
+          <w:rFonts w:ascii="Amasis MT Pro" w:hAnsi="Amasis MT Pro"/>
+          <w:sz w:val="28"/>
+          <w:szCs w:val="28"/>
+          <w:rtl/>
+          <w:lang w:val="en-US"/>
+        </w:rPr>
+        <w:t>היינו צריכים לפתח את המערכת אלא גם ללמוד איך לפתח</w:t>
+      </w:r>
+      <w:r>
+        <w:rPr>
+          <w:rFonts w:ascii="Amasis MT Pro" w:hAnsi="Amasis MT Pro"/>
+          <w:sz w:val="28"/>
+          <w:szCs w:val="28"/>
+          <w:rtl/>
+          <w:lang w:val="en-US"/>
+        </w:rPr>
+        <w:t xml:space="preserve"> בעזרת הכלים , </w:t>
+      </w:r>
+      <w:r>
+        <w:rPr>
+          <w:rFonts w:ascii="Amasis MT Pro" w:hAnsi="Amasis MT Pro" w:hint="cs"/>
+          <w:sz w:val="28"/>
+          <w:szCs w:val="28"/>
+          <w:rtl/>
+          <w:lang w:val="en-US"/>
+        </w:rPr>
+        <w:t>ו</w:t>
+      </w:r>
+      <w:r>
+        <w:rPr>
+          <w:rFonts w:ascii="Amasis MT Pro" w:hAnsi="Amasis MT Pro"/>
+          <w:sz w:val="28"/>
+          <w:szCs w:val="28"/>
+          <w:rtl/>
+          <w:lang w:val="en-US"/>
+        </w:rPr>
+        <w:t>להגדיר תו"ל חדש.</w:t>
       </w:r>
     </w:p>
     <w:p>
@@ -433,7 +941,7 @@
           <w:rtl/>
           <w:lang w:val="en-US"/>
         </w:rPr>
-        <w:t xml:space="preserve"> הנחת העבודה הייתה </w:t>
+        <w:t xml:space="preserve">הנחת העבודה הייתה </w:t>
       </w:r>
       <w:r>
         <w:rPr>
@@ -463,7 +971,27 @@
           <w:rtl/>
           <w:lang w:val="en-US"/>
         </w:rPr>
-        <w:t>להשתמש בצאטים או במודלים במצב מתכנן\ארכיטקט ולאחר מכן להזין את המודל ולבקש הבהרות והסברים על המערכת ולוודא שהמודל הצליח להבין את הפרויקט. לאחר מכן לבקש לייצר תוכנית מימוש המחולקת לשלבים ובסוף כל שלב לבצע בדיקות יוני טסטים וכן הלאה.</w:t>
+        <w:t xml:space="preserve">להשתמש בצאטים או במודלים במצב מתכנן\ארכיטקט ולאחר מכן להזין את המודל </w:t>
+      </w:r>
+      <w:r>
+        <w:rPr>
+          <w:rFonts w:ascii="Amasis MT Pro" w:hAnsi="Amasis MT Pro" w:hint="cs"/>
+          <w:sz w:val="28"/>
+          <w:szCs w:val="28"/>
+          <w:rtl/>
+          <w:lang w:val="en-US"/>
+        </w:rPr>
+        <w:t xml:space="preserve">, </w:t>
+      </w:r>
+      <w:r>
+        <w:rPr>
+          <w:rFonts w:ascii="Amasis MT Pro" w:hAnsi="Amasis MT Pro"/>
+          <w:sz w:val="28"/>
+          <w:szCs w:val="28"/>
+          <w:rtl/>
+          <w:lang w:val="en-US"/>
+        </w:rPr>
+        <w:t>לבקש הבהרות והסברים על המערכת ולוודא שהמודל הצליח להבין את הפרויקט. לאחר מכן לבקש לייצר תוכנית מימוש המחולקת לשלבים ובסוף כל שלב לבצע בדיקות יוני טסטים וכן הלאה.</w:t>
       </w:r>
     </w:p>
     <w:p>
@@ -515,7 +1043,69 @@
           <w:rtl/>
           <w:lang w:val="en-US"/>
         </w:rPr>
-        <w:t xml:space="preserve">הוא מתקשה לשמור על חלון ההקשר-חלון ההקשר זהו כמות המידע שמודל יכול לזכור ולעבד בכל רגע. חוסר האיזון בא לידי ביטוי בביצוע דברים שבמפורש אמרת לו לא לעשות, הזיות -כלומר דברים שלא קשורים. במידה והמודל זיהה באג הוא היה מבצע הסטה מהענף </w:t>
+        <w:t xml:space="preserve">הוא מתקשה לשמור על </w:t>
+      </w:r>
+      <w:r>
+        <w:rPr>
+          <w:rFonts w:ascii="Amasis MT Pro" w:hAnsi="Amasis MT Pro" w:hint="cs"/>
+          <w:sz w:val="28"/>
+          <w:szCs w:val="28"/>
+          <w:rtl/>
+          <w:lang w:val="en-US"/>
+        </w:rPr>
+        <w:t xml:space="preserve">אותה איכות הבנה, המודל זוכר </w:t>
+      </w:r>
+      <w:proofErr w:type="spellStart"/>
+      <w:r>
+        <w:rPr>
+          <w:rFonts w:ascii="Amasis MT Pro" w:hAnsi="Amasis MT Pro" w:hint="cs"/>
+          <w:sz w:val="28"/>
+          <w:szCs w:val="28"/>
+          <w:rtl/>
+          <w:lang w:val="en-US"/>
+        </w:rPr>
+        <w:t>הכל</w:t>
+      </w:r>
+      <w:proofErr w:type="spellEnd"/>
+      <w:r>
+        <w:rPr>
+          <w:rFonts w:ascii="Amasis MT Pro" w:hAnsi="Amasis MT Pro" w:hint="cs"/>
+          <w:sz w:val="28"/>
+          <w:szCs w:val="28"/>
+          <w:rtl/>
+          <w:lang w:val="en-US"/>
+        </w:rPr>
+        <w:t xml:space="preserve"> אבל מתקשה להבין מה חשוב ומה לא. זיהינו בעיה עיקרית: ריקבון </w:t>
+      </w:r>
+      <w:r>
+        <w:rPr>
+          <w:rFonts w:ascii="Amasis MT Pro" w:hAnsi="Amasis MT Pro"/>
+          <w:sz w:val="28"/>
+          <w:szCs w:val="28"/>
+          <w:rtl/>
+          <w:lang w:val="en-US"/>
+        </w:rPr>
+        <w:t>חלון ההקשר</w:t>
+      </w:r>
+      <w:r>
+        <w:rPr>
+          <w:rFonts w:ascii="Amasis MT Pro" w:hAnsi="Amasis MT Pro" w:hint="cs"/>
+          <w:sz w:val="28"/>
+          <w:szCs w:val="28"/>
+          <w:rtl/>
+          <w:lang w:val="en-US"/>
+        </w:rPr>
+        <w:t xml:space="preserve">. חלון ההקשר </w:t>
+      </w:r>
+      <w:r>
+        <w:rPr>
+          <w:rFonts w:ascii="Amasis MT Pro" w:hAnsi="Amasis MT Pro"/>
+          <w:sz w:val="28"/>
+          <w:szCs w:val="28"/>
+          <w:rtl/>
+          <w:lang w:val="en-US"/>
+        </w:rPr>
+        <w:t xml:space="preserve">זהו כמות המידע שמודל </w:t>
       </w:r>
       <w:r>
         <w:rPr>
@@ -526,7 +1116,107 @@
           <w:lang w:val="en-US"/>
         </w:rPr>
         <w:lastRenderedPageBreak/>
-        <w:t>הראשי ומנסה לפתור אותו בעצמו ולכן אם הייתה התבדרות חלון ההקשר היה מתמלא והמודל היה מתקשה למצוא את עצמו בחז</w:t>
+        <w:t>יכול לזכור ולעבד בכל רגע</w:t>
+      </w:r>
+      <w:r>
+        <w:rPr>
+          <w:rFonts w:ascii="Amasis MT Pro" w:hAnsi="Amasis MT Pro" w:hint="cs"/>
+          <w:sz w:val="28"/>
+          <w:szCs w:val="28"/>
+          <w:rtl/>
+          <w:lang w:val="en-US"/>
+        </w:rPr>
+        <w:t xml:space="preserve"> בחלון השיחה</w:t>
+      </w:r>
+      <w:r>
+        <w:rPr>
+          <w:rFonts w:ascii="Amasis MT Pro" w:hAnsi="Amasis MT Pro"/>
+          <w:sz w:val="28"/>
+          <w:szCs w:val="28"/>
+          <w:rtl/>
+          <w:lang w:val="en-US"/>
+        </w:rPr>
+        <w:t>.</w:t>
+      </w:r>
+      <w:r>
+        <w:rPr>
+          <w:rFonts w:ascii="Amasis MT Pro" w:hAnsi="Amasis MT Pro" w:hint="cs"/>
+          <w:sz w:val="28"/>
+          <w:szCs w:val="28"/>
+          <w:rtl/>
+          <w:lang w:val="en-US"/>
+        </w:rPr>
+        <w:t xml:space="preserve"> זה </w:t>
+      </w:r>
+      <w:r>
+        <w:rPr>
+          <w:rFonts w:ascii="Amasis MT Pro" w:hAnsi="Amasis MT Pro"/>
+          <w:sz w:val="28"/>
+          <w:szCs w:val="28"/>
+          <w:rtl/>
+          <w:lang w:val="en-US"/>
+        </w:rPr>
+        <w:t xml:space="preserve">בא לידי ביטוי בביצוע דברים שבמפורש אמרת לו לא לעשות, </w:t>
+      </w:r>
+      <w:r>
+        <w:rPr>
+          <w:rFonts w:ascii="Amasis MT Pro" w:hAnsi="Amasis MT Pro" w:hint="cs"/>
+          <w:sz w:val="28"/>
+          <w:szCs w:val="28"/>
+          <w:rtl/>
+          <w:lang w:val="en-US"/>
+        </w:rPr>
+        <w:t>חזרה על טעויות ,</w:t>
+      </w:r>
+      <w:r>
+        <w:rPr>
+          <w:rFonts w:ascii="Amasis MT Pro" w:hAnsi="Amasis MT Pro" w:hint="cs"/>
+          <w:sz w:val="28"/>
+          <w:szCs w:val="28"/>
+          <w:rtl/>
+          <w:lang w:val="en-US"/>
+        </w:rPr>
+        <w:t>החלטות לא עקביות</w:t>
+      </w:r>
+      <w:r>
+        <w:rPr>
+          <w:rFonts w:ascii="Amasis MT Pro" w:hAnsi="Amasis MT Pro" w:hint="cs"/>
+          <w:sz w:val="28"/>
+          <w:szCs w:val="28"/>
+          <w:rtl/>
+          <w:lang w:val="en-US"/>
+        </w:rPr>
+        <w:t>, הזיות</w:t>
+      </w:r>
+      <w:r>
+        <w:rPr>
+          <w:rFonts w:ascii="Amasis MT Pro" w:hAnsi="Amasis MT Pro"/>
+          <w:sz w:val="28"/>
+          <w:szCs w:val="28"/>
+          <w:rtl/>
+          <w:lang w:val="en-US"/>
+        </w:rPr>
+        <w:t>.</w:t>
+      </w:r>
+      <w:r>
+        <w:rPr>
+          <w:rFonts w:ascii="Amasis MT Pro" w:hAnsi="Amasis MT Pro" w:hint="cs"/>
+          <w:sz w:val="28"/>
+          <w:szCs w:val="28"/>
+          <w:rtl/>
+          <w:lang w:val="en-US"/>
+        </w:rPr>
+        <w:t xml:space="preserve"> לדוגמא</w:t>
+      </w:r>
+      <w:r>
+        <w:rPr>
+          <w:rFonts w:ascii="Amasis MT Pro" w:hAnsi="Amasis MT Pro"/>
+          <w:sz w:val="28"/>
+          <w:szCs w:val="28"/>
+          <w:rtl/>
+          <w:lang w:val="en-US"/>
+        </w:rPr>
+        <w:t xml:space="preserve"> במידה והמודל זיהה באג הוא היה מבצע הסטה מהענף הראשי ומנסה לפתור אותו בעצמו ולכן אם הייתה התבדרות חלון ההקשר היה מתמלא והמודל היה מתקשה למצוא את עצמו בחז</w:t>
       </w:r>
       <w:r>
         <w:rPr>
@@ -556,27 +1246,27 @@
           <w:rtl/>
           <w:lang w:val="en-US"/>
         </w:rPr>
-        <w:t xml:space="preserve"> להמשך מילוי התוכנית. קשה מאד להחזיר אותו </w:t>
-      </w:r>
-      <w:r>
-        <w:rPr>
-          <w:rFonts w:ascii="Amasis MT Pro" w:hAnsi="Amasis MT Pro"/>
-          <w:sz w:val="28"/>
-          <w:szCs w:val="28"/>
-          <w:rtl/>
-          <w:lang w:val="en-US"/>
-        </w:rPr>
-        <w:t>ל</w:t>
-      </w:r>
-      <w:r>
-        <w:rPr>
-          <w:rFonts w:ascii="Amasis MT Pro" w:hAnsi="Amasis MT Pro"/>
-          <w:sz w:val="28"/>
-          <w:szCs w:val="28"/>
-          <w:rtl/>
-          <w:lang w:val="en-US"/>
-        </w:rPr>
-        <w:t>איזון כי מצד אחד אתה לא רוצה להפסיק את</w:t>
+        <w:t xml:space="preserve"> להמשך מילוי התוכנית.</w:t>
+      </w:r>
+      <w:r>
+        <w:rPr>
+          <w:rFonts w:ascii="Amasis MT Pro" w:hAnsi="Amasis MT Pro" w:hint="cs"/>
+          <w:sz w:val="28"/>
+          <w:szCs w:val="28"/>
+          <w:rtl/>
+          <w:lang w:val="en-US"/>
+        </w:rPr>
+        <w:t xml:space="preserve"> מצד אחד</w:t>
+      </w:r>
+      <w:r>
+        <w:rPr>
+          <w:rFonts w:ascii="Amasis MT Pro" w:hAnsi="Amasis MT Pro"/>
+          <w:sz w:val="28"/>
+          <w:szCs w:val="28"/>
+          <w:rtl/>
+          <w:lang w:val="en-US"/>
+        </w:rPr>
+        <w:t xml:space="preserve"> אתה לא רוצה להפסיק את</w:t>
       </w:r>
       <w:r>
         <w:rPr>
@@ -610,6 +1300,16 @@
       </w:r>
       <w:r>
         <w:rPr>
+          <w:rFonts w:ascii="Amasis MT Pro" w:hAnsi="Amasis MT Pro" w:hint="cs"/>
+          <w:sz w:val="28"/>
+          <w:szCs w:val="28"/>
+          <w:rtl/>
+          <w:lang w:val="en-US"/>
+        </w:rPr>
+        <w:t xml:space="preserve"> הרגשה של חוסר שליטה.</w:t>
+      </w:r>
+      <w:r>
+        <w:rPr>
           <w:rFonts w:ascii="Amasis MT Pro" w:hAnsi="Amasis MT Pro"/>
           <w:sz w:val="28"/>
           <w:szCs w:val="28"/>
@@ -617,7 +1317,67 @@
           <w:lang w:val="en-US"/>
         </w:rPr>
         <w:br/>
-        <w:t xml:space="preserve">חבר'ה לא מדובר על שעות אלא ימים. אנחנו מנסים כמה מודלים לשפר את חלון ההקשר ולבסוף כל הקוד נכתב וקומפל ללא שגיאות, אתה עובר על הקוד </w:t>
+        <w:t>חבר'ה לא מדובר על שעות אלא ימים</w:t>
+      </w:r>
+      <w:r>
+        <w:rPr>
+          <w:rFonts w:ascii="Amasis MT Pro" w:hAnsi="Amasis MT Pro" w:hint="cs"/>
+          <w:sz w:val="28"/>
+          <w:szCs w:val="28"/>
+          <w:rtl/>
+          <w:lang w:val="en-US"/>
+        </w:rPr>
+        <w:t xml:space="preserve"> ושבועות</w:t>
+      </w:r>
+      <w:r>
+        <w:rPr>
+          <w:rFonts w:ascii="Amasis MT Pro" w:hAnsi="Amasis MT Pro"/>
+          <w:sz w:val="28"/>
+          <w:szCs w:val="28"/>
+          <w:rtl/>
+          <w:lang w:val="en-US"/>
+        </w:rPr>
+        <w:t xml:space="preserve">. </w:t>
+      </w:r>
+      <w:r>
+        <w:rPr>
+          <w:rFonts w:ascii="Amasis MT Pro" w:hAnsi="Amasis MT Pro" w:hint="cs"/>
+          <w:sz w:val="28"/>
+          <w:szCs w:val="28"/>
+          <w:rtl/>
+          <w:lang w:val="en-US"/>
+        </w:rPr>
+        <w:t xml:space="preserve">במקביל </w:t>
+      </w:r>
+      <w:r>
+        <w:rPr>
+          <w:rFonts w:ascii="Amasis MT Pro" w:hAnsi="Amasis MT Pro"/>
+          <w:sz w:val="28"/>
+          <w:szCs w:val="28"/>
+          <w:rtl/>
+          <w:lang w:val="en-US"/>
+        </w:rPr>
+        <w:t xml:space="preserve">אנחנו מנסים כמה </w:t>
+      </w:r>
+      <w:r>
+        <w:rPr>
+          <w:rFonts w:ascii="Amasis MT Pro" w:hAnsi="Amasis MT Pro" w:hint="cs"/>
+          <w:sz w:val="28"/>
+          <w:szCs w:val="28"/>
+          <w:rtl/>
+          <w:lang w:val="en-US"/>
+        </w:rPr>
+        <w:t xml:space="preserve">סוגי </w:t>
+      </w:r>
+      <w:r>
+        <w:rPr>
+          <w:rFonts w:ascii="Amasis MT Pro" w:hAnsi="Amasis MT Pro"/>
+          <w:sz w:val="28"/>
+          <w:szCs w:val="28"/>
+          <w:rtl/>
+          <w:lang w:val="en-US"/>
+        </w:rPr>
+        <w:t xml:space="preserve">מודלים לשפר את חלון ההקשר ולבסוף כל הקוד נכתב וקומפל ללא שגיאות, אתה עובר על הקוד </w:t>
       </w:r>
       <w:r>
         <w:rPr>
@@ -637,7 +1397,17 @@
           <w:rtl/>
           <w:lang w:val="en-US"/>
         </w:rPr>
-        <w:t xml:space="preserve"> מדובר על ימים ושבועות של קריאות מסמכים ובדיקות.</w:t>
+        <w:t xml:space="preserve"> מדובר על ימים ושבועות של קריאות מסמכים ובדיקות</w:t>
+      </w:r>
+      <w:r>
+        <w:rPr>
+          <w:rFonts w:ascii="Amasis MT Pro" w:hAnsi="Amasis MT Pro" w:hint="cs"/>
+          <w:sz w:val="28"/>
+          <w:szCs w:val="28"/>
+          <w:rtl/>
+          <w:lang w:val="en-US"/>
+        </w:rPr>
+        <w:t>.</w:t>
       </w:r>
     </w:p>
     <w:p>
@@ -680,7 +1450,77 @@
           <w:rtl/>
           <w:lang w:val="en-US"/>
         </w:rPr>
-        <w:t>ואז החלטתי לשנות גישה – ביטלתי לגמרי את תלות היתר שלי בכלי. אני הארכיטקט ואני מוביל את הפרויקט ,אני קובע את השלבים ואת הסדר שלהם, מה ייבדק ואיך ייבדק. אני נותן את הפתרון ההנדסי לכל בעיה -אם צריך לבצע מחקר צדדי אין בעיה בצע ותחזור עם תובנות אך אל תסיט את הכלי מהענף הראשי. הגעת ל</w:t>
+        <w:t xml:space="preserve">ואז החלטתי לשנות גישה – ביטלתי לגמרי את תלות היתר שלי בכלי. אני הארכיטקט ואני מוביל את הפרויקט ,אני </w:t>
+      </w:r>
+      <w:r>
+        <w:rPr>
+          <w:rFonts w:ascii="Amasis MT Pro" w:hAnsi="Amasis MT Pro" w:hint="cs"/>
+          <w:sz w:val="28"/>
+          <w:szCs w:val="28"/>
+          <w:rtl/>
+          <w:lang w:val="en-US"/>
+        </w:rPr>
+        <w:t>כותב את מפת הדרכים ו</w:t>
+      </w:r>
+      <w:r>
+        <w:rPr>
+          <w:rFonts w:ascii="Amasis MT Pro" w:hAnsi="Amasis MT Pro"/>
+          <w:sz w:val="28"/>
+          <w:szCs w:val="28"/>
+          <w:rtl/>
+          <w:lang w:val="en-US"/>
+        </w:rPr>
+        <w:t>קובע את השלבים ואת הסדר שלהם, מה ייבדק ואיך ייבדק. אני נותן את הפתרון ההנדסי לכל בעיה</w:t>
+      </w:r>
+      <w:r>
+        <w:rPr>
+          <w:rFonts w:ascii="Amasis MT Pro" w:hAnsi="Amasis MT Pro" w:hint="cs"/>
+          <w:sz w:val="28"/>
+          <w:szCs w:val="28"/>
+          <w:rtl/>
+          <w:lang w:val="en-US"/>
+        </w:rPr>
+        <w:t>\באג</w:t>
+      </w:r>
+      <w:r>
+        <w:rPr>
+          <w:rFonts w:ascii="Amasis MT Pro" w:hAnsi="Amasis MT Pro"/>
+          <w:sz w:val="28"/>
+          <w:szCs w:val="28"/>
+          <w:rtl/>
+          <w:lang w:val="en-US"/>
+        </w:rPr>
+        <w:t xml:space="preserve"> -אם צריך לבצע מחקר צדדי אין בעיה </w:t>
+      </w:r>
+      <w:r>
+        <w:rPr>
+          <w:rFonts w:ascii="Amasis MT Pro" w:hAnsi="Amasis MT Pro"/>
+          <w:sz w:val="28"/>
+          <w:szCs w:val="28"/>
+          <w:rtl/>
+          <w:lang w:val="en-US"/>
+        </w:rPr>
+        <w:t>–</w:t>
+      </w:r>
+      <w:r>
+        <w:rPr>
+          <w:rFonts w:ascii="Amasis MT Pro" w:hAnsi="Amasis MT Pro" w:hint="cs"/>
+          <w:sz w:val="28"/>
+          <w:szCs w:val="28"/>
+          <w:rtl/>
+          <w:lang w:val="en-US"/>
+        </w:rPr>
+        <w:t xml:space="preserve"> בצע</w:t>
+      </w:r>
+      <w:r>
+        <w:rPr>
+          <w:rFonts w:ascii="Amasis MT Pro" w:hAnsi="Amasis MT Pro"/>
+          <w:sz w:val="28"/>
+          <w:szCs w:val="28"/>
+          <w:rtl/>
+          <w:lang w:val="en-US"/>
+        </w:rPr>
+        <w:t xml:space="preserve"> ותחזור עם תובנות אך אל תסיט את הכלי מהענף הראשי. הגעת ל</w:t>
       </w:r>
       <w:r>
         <w:rPr>
@@ -700,7 +1540,27 @@
           <w:rtl/>
           <w:lang w:val="en-US"/>
         </w:rPr>
-        <w:t>בן דרך בדוקה, תבצע קומיט ופוש לגיטהאב ותעתיק את הפרויקט מחדש תנקה את כל הקבצים המיותרים תן למודל למפות את הקןד ותמשיך ל</w:t>
+        <w:t>בן דרך בדוקה, תבצע קומיט ופוש לגיטהאב ותעתיק את הפרויקט מחדש תנקה את כל הקבצים המיותרים תן למודל למפות את הק</w:t>
+      </w:r>
+      <w:r>
+        <w:rPr>
+          <w:rFonts w:ascii="Amasis MT Pro" w:hAnsi="Amasis MT Pro" w:hint="cs"/>
+          <w:sz w:val="28"/>
+          <w:szCs w:val="28"/>
+          <w:rtl/>
+          <w:lang w:val="en-US"/>
+        </w:rPr>
+        <w:t>ו</w:t>
+      </w:r>
+      <w:r>
+        <w:rPr>
+          <w:rFonts w:ascii="Amasis MT Pro" w:hAnsi="Amasis MT Pro"/>
+          <w:sz w:val="28"/>
+          <w:szCs w:val="28"/>
+          <w:rtl/>
+          <w:lang w:val="en-US"/>
+        </w:rPr>
+        <w:t>ד ותמשיך ל</w:t>
       </w:r>
       <w:r>
         <w:rPr>
@@ -730,7 +1590,47 @@
           <w:rtl/>
           <w:lang w:val="en-US"/>
         </w:rPr>
-        <w:t>. תמיד הקוד פתוח ואתה יכול לראות את השינויים , במידה ואתה לא בטוח או לא מבין תבקש הבהרות. אם במהלך מימוש המודל מגלה באג אתה עוצר אותו מבקש הבהרות ואתה מנחה אותו איך לפתור את הבאג. אתה תמיד דואג להיות בשליטה ומוכן לשלב הבא ולזכור שהמודל צריך לבצע את העבודה הסיזיפית ואתה תתפנה לפתרונות ההנדסיים.</w:t>
+        <w:t xml:space="preserve">. תמיד הקוד פתוח ואתה יכול לראות את השינויים, במידה ואתה לא בטוח או לא מבין תבקש הבהרות. אם במהלך מימוש המודל </w:t>
+      </w:r>
+      <w:r>
+        <w:rPr>
+          <w:rFonts w:ascii="Amasis MT Pro" w:hAnsi="Amasis MT Pro" w:hint="cs"/>
+          <w:sz w:val="28"/>
+          <w:szCs w:val="28"/>
+          <w:rtl/>
+          <w:lang w:val="en-US"/>
+        </w:rPr>
+        <w:t>מראה לך שתי אפשרויות לבחירה והמומלצת אתה חוקר</w:t>
+      </w:r>
+      <w:r>
+        <w:rPr>
+          <w:rFonts w:ascii="Amasis MT Pro" w:hAnsi="Amasis MT Pro"/>
+          <w:sz w:val="28"/>
+          <w:szCs w:val="28"/>
+          <w:rtl/>
+          <w:lang w:val="en-US"/>
+        </w:rPr>
+        <w:t xml:space="preserve"> </w:t>
+      </w:r>
+      <w:r>
+        <w:rPr>
+          <w:rFonts w:ascii="Amasis MT Pro" w:hAnsi="Amasis MT Pro" w:hint="cs"/>
+          <w:sz w:val="28"/>
+          <w:szCs w:val="28"/>
+          <w:rtl/>
+          <w:lang w:val="en-US"/>
+        </w:rPr>
+        <w:t>בעצמך ואם צריך ממליץ על אפשרות נוספת</w:t>
+      </w:r>
+      <w:r>
+        <w:rPr>
+          <w:rFonts w:ascii="Amasis MT Pro" w:hAnsi="Amasis MT Pro"/>
+          <w:sz w:val="28"/>
+          <w:szCs w:val="28"/>
+          <w:rtl/>
+          <w:lang w:val="en-US"/>
+        </w:rPr>
+        <w:t>. אתה תמיד דואג להיות בשליטה ומוכן לשלב הבא ולזכור שהמודל צריך לבצע את העבודה הסיזיפית ואתה תתפנה לפתרונות ההנדסיים.</w:t>
       </w:r>
     </w:p>
     <w:p>
@@ -1052,6 +1952,7 @@
           <w:sz w:val="28"/>
           <w:szCs w:val="28"/>
         </w:rPr>
+        <w:lastRenderedPageBreak/>
         <w:pict w14:anchorId="5885E49A">
           <v:rect id="_x0000_i1025" style="width:0;height:1.5pt" o:hralign="right" o:hrstd="t" o:hr="t" fillcolor="#a0a0a0" stroked="f"/>
         </w:pict>

--- a/שלום לכולם.docx
+++ b/שלום לכולם.docx
@@ -849,6 +849,75 @@
         </w:rPr>
         <w:t>.</w:t>
       </w:r>
+      <w:r>
+        <w:rPr>
+          <w:rFonts w:ascii="Amasis MT Pro" w:hAnsi="Amasis MT Pro"/>
+          <w:sz w:val="28"/>
+          <w:szCs w:val="28"/>
+          <w:lang w:val="en-US"/>
+        </w:rPr>
+        <w:t xml:space="preserve"> </w:t>
+      </w:r>
+      <w:r>
+        <w:rPr>
+          <w:rFonts w:ascii="Amasis MT Pro" w:hAnsi="Amasis MT Pro"/>
+          <w:sz w:val="28"/>
+          <w:szCs w:val="28"/>
+          <w:rtl/>
+          <w:lang w:val="en-US"/>
+        </w:rPr>
+        <w:t xml:space="preserve">לא רק </w:t>
+      </w:r>
+      <w:r>
+        <w:rPr>
+          <w:rFonts w:ascii="Amasis MT Pro" w:hAnsi="Amasis MT Pro" w:hint="cs"/>
+          <w:sz w:val="28"/>
+          <w:szCs w:val="28"/>
+          <w:rtl/>
+          <w:lang w:val="en-US"/>
+        </w:rPr>
+        <w:t>ש</w:t>
+      </w:r>
+      <w:r>
+        <w:rPr>
+          <w:rFonts w:ascii="Amasis MT Pro" w:hAnsi="Amasis MT Pro"/>
+          <w:sz w:val="28"/>
+          <w:szCs w:val="28"/>
+          <w:rtl/>
+          <w:lang w:val="en-US"/>
+        </w:rPr>
+        <w:t>היינו צריכים לפתח את המערכת אלא גם ללמוד איך לפתח</w:t>
+      </w:r>
+      <w:r>
+        <w:rPr>
+          <w:rFonts w:ascii="Amasis MT Pro" w:hAnsi="Amasis MT Pro"/>
+          <w:sz w:val="28"/>
+          <w:szCs w:val="28"/>
+          <w:rtl/>
+          <w:lang w:val="en-US"/>
+        </w:rPr>
+        <w:t xml:space="preserve"> בעזרת הכלים , </w:t>
+      </w:r>
+      <w:r>
+        <w:rPr>
+          <w:rFonts w:ascii="Amasis MT Pro" w:hAnsi="Amasis MT Pro" w:hint="cs"/>
+          <w:sz w:val="28"/>
+          <w:szCs w:val="28"/>
+          <w:rtl/>
+          <w:lang w:val="en-US"/>
+        </w:rPr>
+        <w:t>ו</w:t>
+      </w:r>
+      <w:r>
+        <w:rPr>
+          <w:rFonts w:ascii="Amasis MT Pro" w:hAnsi="Amasis MT Pro"/>
+          <w:sz w:val="28"/>
+          <w:szCs w:val="28"/>
+          <w:rtl/>
+          <w:lang w:val="en-US"/>
+        </w:rPr>
+        <w:t>להגדיר תו"ל חדש.</w:t>
+      </w:r>
     </w:p>
     <w:p>
       <w:pPr>
@@ -869,57 +938,57 @@
           <w:rtl/>
           <w:lang w:val="en-US"/>
         </w:rPr>
-        <w:t xml:space="preserve">לא רק </w:t>
-      </w:r>
-      <w:r>
-        <w:rPr>
-          <w:rFonts w:ascii="Amasis MT Pro" w:hAnsi="Amasis MT Pro" w:hint="cs"/>
-          <w:sz w:val="28"/>
-          <w:szCs w:val="28"/>
-          <w:rtl/>
-          <w:lang w:val="en-US"/>
-        </w:rPr>
-        <w:t>ש</w:t>
-      </w:r>
-      <w:r>
-        <w:rPr>
-          <w:rFonts w:ascii="Amasis MT Pro" w:hAnsi="Amasis MT Pro"/>
-          <w:sz w:val="28"/>
-          <w:szCs w:val="28"/>
-          <w:rtl/>
-          <w:lang w:val="en-US"/>
-        </w:rPr>
-        <w:t>היינו צריכים לפתח את המערכת אלא גם ללמוד איך לפתח</w:t>
-      </w:r>
-      <w:r>
-        <w:rPr>
-          <w:rFonts w:ascii="Amasis MT Pro" w:hAnsi="Amasis MT Pro"/>
-          <w:sz w:val="28"/>
-          <w:szCs w:val="28"/>
-          <w:rtl/>
-          <w:lang w:val="en-US"/>
-        </w:rPr>
-        <w:t xml:space="preserve"> בעזרת הכלים , </w:t>
-      </w:r>
-      <w:r>
-        <w:rPr>
-          <w:rFonts w:ascii="Amasis MT Pro" w:hAnsi="Amasis MT Pro" w:hint="cs"/>
-          <w:sz w:val="28"/>
-          <w:szCs w:val="28"/>
-          <w:rtl/>
-          <w:lang w:val="en-US"/>
-        </w:rPr>
-        <w:t>ו</w:t>
-      </w:r>
-      <w:r>
-        <w:rPr>
-          <w:rFonts w:ascii="Amasis MT Pro" w:hAnsi="Amasis MT Pro"/>
-          <w:sz w:val="28"/>
-          <w:szCs w:val="28"/>
-          <w:rtl/>
-          <w:lang w:val="en-US"/>
-        </w:rPr>
-        <w:t>להגדיר תו"ל חדש.</w:t>
+        <w:t xml:space="preserve">הנחת העבודה הייתה </w:t>
+      </w:r>
+      <w:r>
+        <w:rPr>
+          <w:rFonts w:ascii="Amasis MT Pro" w:hAnsi="Amasis MT Pro"/>
+          <w:sz w:val="28"/>
+          <w:szCs w:val="28"/>
+          <w:rtl/>
+          <w:lang w:val="en-US"/>
+        </w:rPr>
+        <w:t xml:space="preserve">כתיבת </w:t>
+      </w:r>
+      <w:r>
+        <w:rPr>
+          <w:rFonts w:ascii="Amasis MT Pro" w:hAnsi="Amasis MT Pro"/>
+          <w:sz w:val="28"/>
+          <w:szCs w:val="28"/>
+          <w:rtl/>
+          <w:lang w:val="en-US"/>
+        </w:rPr>
+        <w:t xml:space="preserve">מסמכי אפיון מפורטים לעילא ולעילא על מרכיבי המערכת , </w:t>
+      </w:r>
+      <w:r>
+        <w:rPr>
+          <w:rFonts w:ascii="Amasis MT Pro" w:hAnsi="Amasis MT Pro"/>
+          <w:sz w:val="28"/>
+          <w:szCs w:val="28"/>
+          <w:rtl/>
+          <w:lang w:val="en-US"/>
+        </w:rPr>
+        <w:t xml:space="preserve">להשתמש בצאטים או במודלים במצב מתכנן\ארכיטקט ולאחר מכן להזין את המודל </w:t>
+      </w:r>
+      <w:r>
+        <w:rPr>
+          <w:rFonts w:ascii="Amasis MT Pro" w:hAnsi="Amasis MT Pro" w:hint="cs"/>
+          <w:sz w:val="28"/>
+          <w:szCs w:val="28"/>
+          <w:rtl/>
+          <w:lang w:val="en-US"/>
+        </w:rPr>
+        <w:t xml:space="preserve">, </w:t>
+      </w:r>
+      <w:r>
+        <w:rPr>
+          <w:rFonts w:ascii="Amasis MT Pro" w:hAnsi="Amasis MT Pro"/>
+          <w:sz w:val="28"/>
+          <w:szCs w:val="28"/>
+          <w:rtl/>
+          <w:lang w:val="en-US"/>
+        </w:rPr>
+        <w:t>לבקש הבהרות והסברים על המערכת ולוודא שהמודל הצליח להבין את הפרויקט. לאחר מכן לבקש לייצר תוכנית מימוש המחולקת לשלבים ובסוף כל שלב לבצע בדיקות יוני טסטים וכן הלאה.</w:t>
       </w:r>
     </w:p>
     <w:p>
@@ -941,57 +1010,401 @@
           <w:rtl/>
           <w:lang w:val="en-US"/>
         </w:rPr>
-        <w:t xml:space="preserve">הנחת העבודה הייתה </w:t>
-      </w:r>
-      <w:r>
-        <w:rPr>
-          <w:rFonts w:ascii="Amasis MT Pro" w:hAnsi="Amasis MT Pro"/>
-          <w:sz w:val="28"/>
-          <w:szCs w:val="28"/>
-          <w:rtl/>
-          <w:lang w:val="en-US"/>
-        </w:rPr>
-        <w:t xml:space="preserve">כתיבת </w:t>
-      </w:r>
-      <w:r>
-        <w:rPr>
-          <w:rFonts w:ascii="Amasis MT Pro" w:hAnsi="Amasis MT Pro"/>
-          <w:sz w:val="28"/>
-          <w:szCs w:val="28"/>
-          <w:rtl/>
-          <w:lang w:val="en-US"/>
-        </w:rPr>
-        <w:t xml:space="preserve">מסמכי אפיון מפורטים לעילא ולעילא על מרכיבי המערכת , </w:t>
-      </w:r>
-      <w:r>
-        <w:rPr>
-          <w:rFonts w:ascii="Amasis MT Pro" w:hAnsi="Amasis MT Pro"/>
-          <w:sz w:val="28"/>
-          <w:szCs w:val="28"/>
-          <w:rtl/>
-          <w:lang w:val="en-US"/>
-        </w:rPr>
-        <w:t xml:space="preserve">להשתמש בצאטים או במודלים במצב מתכנן\ארכיטקט ולאחר מכן להזין את המודל </w:t>
-      </w:r>
-      <w:r>
-        <w:rPr>
-          <w:rFonts w:ascii="Amasis MT Pro" w:hAnsi="Amasis MT Pro" w:hint="cs"/>
-          <w:sz w:val="28"/>
-          <w:szCs w:val="28"/>
-          <w:rtl/>
-          <w:lang w:val="en-US"/>
-        </w:rPr>
-        <w:t xml:space="preserve">, </w:t>
-      </w:r>
-      <w:r>
-        <w:rPr>
-          <w:rFonts w:ascii="Amasis MT Pro" w:hAnsi="Amasis MT Pro"/>
-          <w:sz w:val="28"/>
-          <w:szCs w:val="28"/>
-          <w:rtl/>
-          <w:lang w:val="en-US"/>
-        </w:rPr>
-        <w:t>לבקש הבהרות והסברים על המערכת ולוודא שהמודל הצליח להבין את הפרויקט. לאחר מכן לבקש לייצר תוכנית מימוש המחולקת לשלבים ובסוף כל שלב לבצע בדיקות יוני טסטים וכן הלאה.</w:t>
+        <w:t>אין ספק שהיינו באופוריה , השלבים הראשונים בתוכנית עברו חלק – המודל מבצע שלב בודק אותו מתקן אם צריך, מתכנס</w:t>
+      </w:r>
+      <w:r>
+        <w:rPr>
+          <w:rFonts w:ascii="Amasis MT Pro" w:hAnsi="Amasis MT Pro"/>
+          <w:sz w:val="28"/>
+          <w:szCs w:val="28"/>
+          <w:rtl/>
+          <w:lang w:val="en-US"/>
+        </w:rPr>
+        <w:t>,</w:t>
+      </w:r>
+      <w:r>
+        <w:rPr>
+          <w:rFonts w:ascii="Amasis MT Pro" w:hAnsi="Amasis MT Pro"/>
+          <w:sz w:val="28"/>
+          <w:szCs w:val="28"/>
+          <w:rtl/>
+          <w:lang w:val="en-US"/>
+        </w:rPr>
+        <w:t xml:space="preserve"> מעדכן סטאטוס וממשיך הלאה-אין תלונות החיים הטובים. לאורך הזמן אתם שם לב שהמודל מתחיל לצאת מאיזון </w:t>
+      </w:r>
+      <w:r>
+        <w:rPr>
+          <w:rFonts w:ascii="Amasis MT Pro" w:hAnsi="Amasis MT Pro"/>
+          <w:sz w:val="28"/>
+          <w:szCs w:val="28"/>
+          <w:rtl/>
+          <w:lang w:val="en-US"/>
+        </w:rPr>
+        <w:t xml:space="preserve">הוא מתקשה לשמור על </w:t>
+      </w:r>
+      <w:r>
+        <w:rPr>
+          <w:rFonts w:ascii="Amasis MT Pro" w:hAnsi="Amasis MT Pro" w:hint="cs"/>
+          <w:sz w:val="28"/>
+          <w:szCs w:val="28"/>
+          <w:rtl/>
+          <w:lang w:val="en-US"/>
+        </w:rPr>
+        <w:t xml:space="preserve">אותה איכות הבנה, המודל זוכר </w:t>
+      </w:r>
+      <w:proofErr w:type="spellStart"/>
+      <w:r>
+        <w:rPr>
+          <w:rFonts w:ascii="Amasis MT Pro" w:hAnsi="Amasis MT Pro" w:hint="cs"/>
+          <w:sz w:val="28"/>
+          <w:szCs w:val="28"/>
+          <w:rtl/>
+          <w:lang w:val="en-US"/>
+        </w:rPr>
+        <w:t>הכל</w:t>
+      </w:r>
+      <w:proofErr w:type="spellEnd"/>
+      <w:r>
+        <w:rPr>
+          <w:rFonts w:ascii="Amasis MT Pro" w:hAnsi="Amasis MT Pro" w:hint="cs"/>
+          <w:sz w:val="28"/>
+          <w:szCs w:val="28"/>
+          <w:rtl/>
+          <w:lang w:val="en-US"/>
+        </w:rPr>
+        <w:t xml:space="preserve"> אבל מתקשה להבין מה חשוב ומה לא. זיהינו בעיה עיקרית: ריקבון </w:t>
+      </w:r>
+      <w:r>
+        <w:rPr>
+          <w:rFonts w:ascii="Amasis MT Pro" w:hAnsi="Amasis MT Pro"/>
+          <w:sz w:val="28"/>
+          <w:szCs w:val="28"/>
+          <w:rtl/>
+          <w:lang w:val="en-US"/>
+        </w:rPr>
+        <w:t>חלון ההקשר</w:t>
+      </w:r>
+      <w:r>
+        <w:rPr>
+          <w:rFonts w:ascii="Amasis MT Pro" w:hAnsi="Amasis MT Pro" w:hint="cs"/>
+          <w:sz w:val="28"/>
+          <w:szCs w:val="28"/>
+          <w:rtl/>
+          <w:lang w:val="en-US"/>
+        </w:rPr>
+        <w:t xml:space="preserve">. חלון ההקשר </w:t>
+      </w:r>
+      <w:r>
+        <w:rPr>
+          <w:rFonts w:ascii="Amasis MT Pro" w:hAnsi="Amasis MT Pro"/>
+          <w:sz w:val="28"/>
+          <w:szCs w:val="28"/>
+          <w:rtl/>
+          <w:lang w:val="en-US"/>
+        </w:rPr>
+        <w:t>זהו כמות המידע שמודל יכול לזכור ולעבד בכל רגע</w:t>
+      </w:r>
+      <w:r>
+        <w:rPr>
+          <w:rFonts w:ascii="Amasis MT Pro" w:hAnsi="Amasis MT Pro" w:hint="cs"/>
+          <w:sz w:val="28"/>
+          <w:szCs w:val="28"/>
+          <w:rtl/>
+          <w:lang w:val="en-US"/>
+        </w:rPr>
+        <w:t xml:space="preserve"> בחלון השיחה</w:t>
+      </w:r>
+      <w:r>
+        <w:rPr>
+          <w:rFonts w:ascii="Amasis MT Pro" w:hAnsi="Amasis MT Pro"/>
+          <w:sz w:val="28"/>
+          <w:szCs w:val="28"/>
+          <w:rtl/>
+          <w:lang w:val="en-US"/>
+        </w:rPr>
+        <w:t>.</w:t>
+      </w:r>
+      <w:r>
+        <w:rPr>
+          <w:rFonts w:ascii="Amasis MT Pro" w:hAnsi="Amasis MT Pro" w:hint="cs"/>
+          <w:sz w:val="28"/>
+          <w:szCs w:val="28"/>
+          <w:rtl/>
+          <w:lang w:val="en-US"/>
+        </w:rPr>
+        <w:t xml:space="preserve"> זה </w:t>
+      </w:r>
+      <w:r>
+        <w:rPr>
+          <w:rFonts w:ascii="Amasis MT Pro" w:hAnsi="Amasis MT Pro"/>
+          <w:sz w:val="28"/>
+          <w:szCs w:val="28"/>
+          <w:rtl/>
+          <w:lang w:val="en-US"/>
+        </w:rPr>
+        <w:t xml:space="preserve">בא לידי ביטוי בביצוע דברים שבמפורש אמרת לו לא לעשות, </w:t>
+      </w:r>
+      <w:r>
+        <w:rPr>
+          <w:rFonts w:ascii="Amasis MT Pro" w:hAnsi="Amasis MT Pro" w:hint="cs"/>
+          <w:sz w:val="28"/>
+          <w:szCs w:val="28"/>
+          <w:rtl/>
+          <w:lang w:val="en-US"/>
+        </w:rPr>
+        <w:t>חזרה על טעויות ,</w:t>
+      </w:r>
+      <w:r>
+        <w:rPr>
+          <w:rFonts w:ascii="Amasis MT Pro" w:hAnsi="Amasis MT Pro" w:hint="cs"/>
+          <w:sz w:val="28"/>
+          <w:szCs w:val="28"/>
+          <w:rtl/>
+          <w:lang w:val="en-US"/>
+        </w:rPr>
+        <w:t>החלטות לא עקביות</w:t>
+      </w:r>
+      <w:r>
+        <w:rPr>
+          <w:rFonts w:ascii="Amasis MT Pro" w:hAnsi="Amasis MT Pro" w:hint="cs"/>
+          <w:sz w:val="28"/>
+          <w:szCs w:val="28"/>
+          <w:rtl/>
+          <w:lang w:val="en-US"/>
+        </w:rPr>
+        <w:t>, הזיות</w:t>
+      </w:r>
+      <w:r>
+        <w:rPr>
+          <w:rFonts w:ascii="Amasis MT Pro" w:hAnsi="Amasis MT Pro"/>
+          <w:sz w:val="28"/>
+          <w:szCs w:val="28"/>
+          <w:rtl/>
+          <w:lang w:val="en-US"/>
+        </w:rPr>
+        <w:t>.</w:t>
+      </w:r>
+      <w:r>
+        <w:rPr>
+          <w:rFonts w:ascii="Amasis MT Pro" w:hAnsi="Amasis MT Pro" w:hint="cs"/>
+          <w:sz w:val="28"/>
+          <w:szCs w:val="28"/>
+          <w:rtl/>
+          <w:lang w:val="en-US"/>
+        </w:rPr>
+        <w:t xml:space="preserve"> לדוגמא</w:t>
+      </w:r>
+      <w:r>
+        <w:rPr>
+          <w:rFonts w:ascii="Amasis MT Pro" w:hAnsi="Amasis MT Pro"/>
+          <w:sz w:val="28"/>
+          <w:szCs w:val="28"/>
+          <w:rtl/>
+          <w:lang w:val="en-US"/>
+        </w:rPr>
+        <w:t xml:space="preserve"> במידה </w:t>
+      </w:r>
+      <w:r>
+        <w:rPr>
+          <w:rFonts w:ascii="Amasis MT Pro" w:hAnsi="Amasis MT Pro"/>
+          <w:sz w:val="28"/>
+          <w:szCs w:val="28"/>
+          <w:rtl/>
+          <w:lang w:val="en-US"/>
+        </w:rPr>
+        <w:lastRenderedPageBreak/>
+        <w:t>והמודל זיהה באג הוא היה מבצע הסטה מהענף הראשי ומנסה לפתור אותו בעצמו ולכן אם הייתה התבדרות חלון ההקשר היה מתמלא והמודל היה מתקשה למצוא את עצמו בחז</w:t>
+      </w:r>
+      <w:r>
+        <w:rPr>
+          <w:rFonts w:ascii="Amasis MT Pro" w:hAnsi="Amasis MT Pro"/>
+          <w:sz w:val="28"/>
+          <w:szCs w:val="28"/>
+          <w:rtl/>
+          <w:lang w:val="en-US"/>
+        </w:rPr>
+        <w:t>ר</w:t>
+      </w:r>
+      <w:r>
+        <w:rPr>
+          <w:rFonts w:ascii="Amasis MT Pro" w:hAnsi="Amasis MT Pro"/>
+          <w:sz w:val="28"/>
+          <w:szCs w:val="28"/>
+          <w:rtl/>
+          <w:lang w:val="en-US"/>
+        </w:rPr>
+        <w:t>ה</w:t>
+      </w:r>
+      <w:r>
+        <w:rPr>
+          <w:rFonts w:ascii="Amasis MT Pro" w:hAnsi="Amasis MT Pro"/>
+          <w:sz w:val="28"/>
+          <w:szCs w:val="28"/>
+          <w:rtl/>
+          <w:lang w:val="en-US"/>
+        </w:rPr>
+        <w:t xml:space="preserve"> להמשך מילוי התוכנית.</w:t>
+      </w:r>
+      <w:r>
+        <w:rPr>
+          <w:rFonts w:ascii="Amasis MT Pro" w:hAnsi="Amasis MT Pro" w:hint="cs"/>
+          <w:sz w:val="28"/>
+          <w:szCs w:val="28"/>
+          <w:rtl/>
+          <w:lang w:val="en-US"/>
+        </w:rPr>
+        <w:t xml:space="preserve"> מצד אחד</w:t>
+      </w:r>
+      <w:r>
+        <w:rPr>
+          <w:rFonts w:ascii="Amasis MT Pro" w:hAnsi="Amasis MT Pro"/>
+          <w:sz w:val="28"/>
+          <w:szCs w:val="28"/>
+          <w:rtl/>
+          <w:lang w:val="en-US"/>
+        </w:rPr>
+        <w:t xml:space="preserve"> אתה לא רוצה להפסיק את</w:t>
+      </w:r>
+      <w:r>
+        <w:rPr>
+          <w:rFonts w:ascii="Amasis MT Pro" w:hAnsi="Amasis MT Pro"/>
+          <w:sz w:val="28"/>
+          <w:szCs w:val="28"/>
+          <w:rtl/>
+          <w:lang w:val="en-US"/>
+        </w:rPr>
+        <w:t xml:space="preserve"> הפעולה</w:t>
+      </w:r>
+      <w:r>
+        <w:rPr>
+          <w:rFonts w:ascii="Amasis MT Pro" w:hAnsi="Amasis MT Pro"/>
+          <w:sz w:val="28"/>
+          <w:szCs w:val="28"/>
+          <w:rtl/>
+          <w:lang w:val="en-US"/>
+        </w:rPr>
+        <w:t xml:space="preserve"> בצורה אגרסיבית ומצד שני</w:t>
+      </w:r>
+      <w:r>
+        <w:rPr>
+          <w:rFonts w:ascii="Amasis MT Pro" w:hAnsi="Amasis MT Pro"/>
+          <w:sz w:val="28"/>
+          <w:szCs w:val="28"/>
+          <w:rtl/>
+          <w:lang w:val="en-US"/>
+        </w:rPr>
+        <w:t xml:space="preserve"> אתה מבין שזה לא הולך להיפתר בקרוב.</w:t>
+      </w:r>
+      <w:r>
+        <w:rPr>
+          <w:rFonts w:ascii="Amasis MT Pro" w:hAnsi="Amasis MT Pro" w:hint="cs"/>
+          <w:sz w:val="28"/>
+          <w:szCs w:val="28"/>
+          <w:rtl/>
+          <w:lang w:val="en-US"/>
+        </w:rPr>
+        <w:t xml:space="preserve"> הרגשה של חוסר שליטה.</w:t>
+      </w:r>
+      <w:r>
+        <w:rPr>
+          <w:rFonts w:ascii="Amasis MT Pro" w:hAnsi="Amasis MT Pro"/>
+          <w:sz w:val="28"/>
+          <w:szCs w:val="28"/>
+          <w:rtl/>
+          <w:lang w:val="en-US"/>
+        </w:rPr>
+        <w:br/>
+        <w:t>חבר'ה לא מדובר על שעות אלא ימים</w:t>
+      </w:r>
+      <w:r>
+        <w:rPr>
+          <w:rFonts w:ascii="Amasis MT Pro" w:hAnsi="Amasis MT Pro" w:hint="cs"/>
+          <w:sz w:val="28"/>
+          <w:szCs w:val="28"/>
+          <w:rtl/>
+          <w:lang w:val="en-US"/>
+        </w:rPr>
+        <w:t xml:space="preserve"> ושבועות</w:t>
+      </w:r>
+      <w:r>
+        <w:rPr>
+          <w:rFonts w:ascii="Amasis MT Pro" w:hAnsi="Amasis MT Pro"/>
+          <w:sz w:val="28"/>
+          <w:szCs w:val="28"/>
+          <w:rtl/>
+          <w:lang w:val="en-US"/>
+        </w:rPr>
+        <w:t xml:space="preserve">. </w:t>
+      </w:r>
+      <w:r>
+        <w:rPr>
+          <w:rFonts w:ascii="Amasis MT Pro" w:hAnsi="Amasis MT Pro" w:hint="cs"/>
+          <w:sz w:val="28"/>
+          <w:szCs w:val="28"/>
+          <w:rtl/>
+          <w:lang w:val="en-US"/>
+        </w:rPr>
+        <w:t xml:space="preserve">במקביל </w:t>
+      </w:r>
+      <w:r>
+        <w:rPr>
+          <w:rFonts w:ascii="Amasis MT Pro" w:hAnsi="Amasis MT Pro"/>
+          <w:sz w:val="28"/>
+          <w:szCs w:val="28"/>
+          <w:rtl/>
+          <w:lang w:val="en-US"/>
+        </w:rPr>
+        <w:t xml:space="preserve">אנחנו מנסים כמה </w:t>
+      </w:r>
+      <w:r>
+        <w:rPr>
+          <w:rFonts w:ascii="Amasis MT Pro" w:hAnsi="Amasis MT Pro" w:hint="cs"/>
+          <w:sz w:val="28"/>
+          <w:szCs w:val="28"/>
+          <w:rtl/>
+          <w:lang w:val="en-US"/>
+        </w:rPr>
+        <w:t xml:space="preserve">סוגי </w:t>
+      </w:r>
+      <w:r>
+        <w:rPr>
+          <w:rFonts w:ascii="Amasis MT Pro" w:hAnsi="Amasis MT Pro"/>
+          <w:sz w:val="28"/>
+          <w:szCs w:val="28"/>
+          <w:rtl/>
+          <w:lang w:val="en-US"/>
+        </w:rPr>
+        <w:t xml:space="preserve">מודלים לשפר את חלון ההקשר ולבסוף כל הקוד נכתב וקומפל ללא שגיאות, אתה עובר על הקוד </w:t>
+      </w:r>
+      <w:r>
+        <w:rPr>
+          <w:rFonts w:ascii="Amasis MT Pro" w:hAnsi="Amasis MT Pro"/>
+          <w:sz w:val="28"/>
+          <w:szCs w:val="28"/>
+          <w:rtl/>
+          <w:lang w:val="en-US"/>
+        </w:rPr>
+        <w:t>והוא נראה מעולה אבל שאתה בוחן יותר לעומק אתה מגלה שהוא אינו דבוק, שבעצם הוא שבור לוגית. אחרי כמה איטרציות תמיד התוצאה הייתה פחות או יותר זהה. כל תחילת סשן כזה זה היה כמו להתבונן בגרף מניה שאתה מושקע בה ואתה לא יודע אם תעלה או תרד.</w:t>
+      </w:r>
+      <w:r>
+        <w:rPr>
+          <w:rFonts w:ascii="Amasis MT Pro" w:hAnsi="Amasis MT Pro"/>
+          <w:sz w:val="28"/>
+          <w:szCs w:val="28"/>
+          <w:rtl/>
+          <w:lang w:val="en-US"/>
+        </w:rPr>
+        <w:t xml:space="preserve"> מדובר על ימים ושבועות של קריאות מסמכים ובדיקות</w:t>
+      </w:r>
+      <w:r>
+        <w:rPr>
+          <w:rFonts w:ascii="Amasis MT Pro" w:hAnsi="Amasis MT Pro" w:hint="cs"/>
+          <w:sz w:val="28"/>
+          <w:szCs w:val="28"/>
+          <w:rtl/>
+          <w:lang w:val="en-US"/>
+        </w:rPr>
+        <w:t>.</w:t>
       </w:r>
     </w:p>
     <w:p>
@@ -1013,401 +1426,7 @@
           <w:rtl/>
           <w:lang w:val="en-US"/>
         </w:rPr>
-        <w:t>אין ספק שהיינו באופוריה , השלבים הראשונים בתוכנית עברו חלק – המודל מבצע שלב בודק אותו מתקן אם צריך, מתכנס</w:t>
-      </w:r>
-      <w:r>
-        <w:rPr>
-          <w:rFonts w:ascii="Amasis MT Pro" w:hAnsi="Amasis MT Pro"/>
-          <w:sz w:val="28"/>
-          <w:szCs w:val="28"/>
-          <w:rtl/>
-          <w:lang w:val="en-US"/>
-        </w:rPr>
-        <w:t>,</w:t>
-      </w:r>
-      <w:r>
-        <w:rPr>
-          <w:rFonts w:ascii="Amasis MT Pro" w:hAnsi="Amasis MT Pro"/>
-          <w:sz w:val="28"/>
-          <w:szCs w:val="28"/>
-          <w:rtl/>
-          <w:lang w:val="en-US"/>
-        </w:rPr>
-        <w:t xml:space="preserve"> מעדכן סטאטוס וממשיך הלאה-אין תלונות החיים הטובים. לאורך הזמן אתם שם לב שהמודל מתחיל לצאת מאיזון </w:t>
-      </w:r>
-      <w:r>
-        <w:rPr>
-          <w:rFonts w:ascii="Amasis MT Pro" w:hAnsi="Amasis MT Pro"/>
-          <w:sz w:val="28"/>
-          <w:szCs w:val="28"/>
-          <w:rtl/>
-          <w:lang w:val="en-US"/>
-        </w:rPr>
-        <w:t xml:space="preserve">הוא מתקשה לשמור על </w:t>
-      </w:r>
-      <w:r>
-        <w:rPr>
-          <w:rFonts w:ascii="Amasis MT Pro" w:hAnsi="Amasis MT Pro" w:hint="cs"/>
-          <w:sz w:val="28"/>
-          <w:szCs w:val="28"/>
-          <w:rtl/>
-          <w:lang w:val="en-US"/>
-        </w:rPr>
-        <w:t xml:space="preserve">אותה איכות הבנה, המודל זוכר </w:t>
-      </w:r>
-      <w:proofErr w:type="spellStart"/>
-      <w:r>
-        <w:rPr>
-          <w:rFonts w:ascii="Amasis MT Pro" w:hAnsi="Amasis MT Pro" w:hint="cs"/>
-          <w:sz w:val="28"/>
-          <w:szCs w:val="28"/>
-          <w:rtl/>
-          <w:lang w:val="en-US"/>
-        </w:rPr>
-        <w:t>הכל</w:t>
-      </w:r>
-      <w:proofErr w:type="spellEnd"/>
-      <w:r>
-        <w:rPr>
-          <w:rFonts w:ascii="Amasis MT Pro" w:hAnsi="Amasis MT Pro" w:hint="cs"/>
-          <w:sz w:val="28"/>
-          <w:szCs w:val="28"/>
-          <w:rtl/>
-          <w:lang w:val="en-US"/>
-        </w:rPr>
-        <w:t xml:space="preserve"> אבל מתקשה להבין מה חשוב ומה לא. זיהינו בעיה עיקרית: ריקבון </w:t>
-      </w:r>
-      <w:r>
-        <w:rPr>
-          <w:rFonts w:ascii="Amasis MT Pro" w:hAnsi="Amasis MT Pro"/>
-          <w:sz w:val="28"/>
-          <w:szCs w:val="28"/>
-          <w:rtl/>
-          <w:lang w:val="en-US"/>
-        </w:rPr>
-        <w:t>חלון ההקשר</w:t>
-      </w:r>
-      <w:r>
-        <w:rPr>
-          <w:rFonts w:ascii="Amasis MT Pro" w:hAnsi="Amasis MT Pro" w:hint="cs"/>
-          <w:sz w:val="28"/>
-          <w:szCs w:val="28"/>
-          <w:rtl/>
-          <w:lang w:val="en-US"/>
-        </w:rPr>
-        <w:t xml:space="preserve">. חלון ההקשר </w:t>
-      </w:r>
-      <w:r>
-        <w:rPr>
-          <w:rFonts w:ascii="Amasis MT Pro" w:hAnsi="Amasis MT Pro"/>
-          <w:sz w:val="28"/>
-          <w:szCs w:val="28"/>
-          <w:rtl/>
-          <w:lang w:val="en-US"/>
-        </w:rPr>
-        <w:t xml:space="preserve">זהו כמות המידע שמודל </w:t>
-      </w:r>
-      <w:r>
-        <w:rPr>
-          <w:rFonts w:ascii="Amasis MT Pro" w:hAnsi="Amasis MT Pro"/>
-          <w:sz w:val="28"/>
-          <w:szCs w:val="28"/>
-          <w:rtl/>
-          <w:lang w:val="en-US"/>
-        </w:rPr>
-        <w:lastRenderedPageBreak/>
-        <w:t>יכול לזכור ולעבד בכל רגע</w:t>
-      </w:r>
-      <w:r>
-        <w:rPr>
-          <w:rFonts w:ascii="Amasis MT Pro" w:hAnsi="Amasis MT Pro" w:hint="cs"/>
-          <w:sz w:val="28"/>
-          <w:szCs w:val="28"/>
-          <w:rtl/>
-          <w:lang w:val="en-US"/>
-        </w:rPr>
-        <w:t xml:space="preserve"> בחלון השיחה</w:t>
-      </w:r>
-      <w:r>
-        <w:rPr>
-          <w:rFonts w:ascii="Amasis MT Pro" w:hAnsi="Amasis MT Pro"/>
-          <w:sz w:val="28"/>
-          <w:szCs w:val="28"/>
-          <w:rtl/>
-          <w:lang w:val="en-US"/>
-        </w:rPr>
-        <w:t>.</w:t>
-      </w:r>
-      <w:r>
-        <w:rPr>
-          <w:rFonts w:ascii="Amasis MT Pro" w:hAnsi="Amasis MT Pro" w:hint="cs"/>
-          <w:sz w:val="28"/>
-          <w:szCs w:val="28"/>
-          <w:rtl/>
-          <w:lang w:val="en-US"/>
-        </w:rPr>
-        <w:t xml:space="preserve"> זה </w:t>
-      </w:r>
-      <w:r>
-        <w:rPr>
-          <w:rFonts w:ascii="Amasis MT Pro" w:hAnsi="Amasis MT Pro"/>
-          <w:sz w:val="28"/>
-          <w:szCs w:val="28"/>
-          <w:rtl/>
-          <w:lang w:val="en-US"/>
-        </w:rPr>
-        <w:t xml:space="preserve">בא לידי ביטוי בביצוע דברים שבמפורש אמרת לו לא לעשות, </w:t>
-      </w:r>
-      <w:r>
-        <w:rPr>
-          <w:rFonts w:ascii="Amasis MT Pro" w:hAnsi="Amasis MT Pro" w:hint="cs"/>
-          <w:sz w:val="28"/>
-          <w:szCs w:val="28"/>
-          <w:rtl/>
-          <w:lang w:val="en-US"/>
-        </w:rPr>
-        <w:t>חזרה על טעויות ,</w:t>
-      </w:r>
-      <w:r>
-        <w:rPr>
-          <w:rFonts w:ascii="Amasis MT Pro" w:hAnsi="Amasis MT Pro" w:hint="cs"/>
-          <w:sz w:val="28"/>
-          <w:szCs w:val="28"/>
-          <w:rtl/>
-          <w:lang w:val="en-US"/>
-        </w:rPr>
-        <w:t>החלטות לא עקביות</w:t>
-      </w:r>
-      <w:r>
-        <w:rPr>
-          <w:rFonts w:ascii="Amasis MT Pro" w:hAnsi="Amasis MT Pro" w:hint="cs"/>
-          <w:sz w:val="28"/>
-          <w:szCs w:val="28"/>
-          <w:rtl/>
-          <w:lang w:val="en-US"/>
-        </w:rPr>
-        <w:t>, הזיות</w:t>
-      </w:r>
-      <w:r>
-        <w:rPr>
-          <w:rFonts w:ascii="Amasis MT Pro" w:hAnsi="Amasis MT Pro"/>
-          <w:sz w:val="28"/>
-          <w:szCs w:val="28"/>
-          <w:rtl/>
-          <w:lang w:val="en-US"/>
-        </w:rPr>
-        <w:t>.</w:t>
-      </w:r>
-      <w:r>
-        <w:rPr>
-          <w:rFonts w:ascii="Amasis MT Pro" w:hAnsi="Amasis MT Pro" w:hint="cs"/>
-          <w:sz w:val="28"/>
-          <w:szCs w:val="28"/>
-          <w:rtl/>
-          <w:lang w:val="en-US"/>
-        </w:rPr>
-        <w:t xml:space="preserve"> לדוגמא</w:t>
-      </w:r>
-      <w:r>
-        <w:rPr>
-          <w:rFonts w:ascii="Amasis MT Pro" w:hAnsi="Amasis MT Pro"/>
-          <w:sz w:val="28"/>
-          <w:szCs w:val="28"/>
-          <w:rtl/>
-          <w:lang w:val="en-US"/>
-        </w:rPr>
-        <w:t xml:space="preserve"> במידה והמודל זיהה באג הוא היה מבצע הסטה מהענף הראשי ומנסה לפתור אותו בעצמו ולכן אם הייתה התבדרות חלון ההקשר היה מתמלא והמודל היה מתקשה למצוא את עצמו בחז</w:t>
-      </w:r>
-      <w:r>
-        <w:rPr>
-          <w:rFonts w:ascii="Amasis MT Pro" w:hAnsi="Amasis MT Pro"/>
-          <w:sz w:val="28"/>
-          <w:szCs w:val="28"/>
-          <w:rtl/>
-          <w:lang w:val="en-US"/>
-        </w:rPr>
-        <w:t>ר</w:t>
-      </w:r>
-      <w:r>
-        <w:rPr>
-          <w:rFonts w:ascii="Amasis MT Pro" w:hAnsi="Amasis MT Pro"/>
-          <w:sz w:val="28"/>
-          <w:szCs w:val="28"/>
-          <w:rtl/>
-          <w:lang w:val="en-US"/>
-        </w:rPr>
-        <w:t>ה</w:t>
-      </w:r>
-      <w:r>
-        <w:rPr>
-          <w:rFonts w:ascii="Amasis MT Pro" w:hAnsi="Amasis MT Pro"/>
-          <w:sz w:val="28"/>
-          <w:szCs w:val="28"/>
-          <w:rtl/>
-          <w:lang w:val="en-US"/>
-        </w:rPr>
-        <w:t xml:space="preserve"> להמשך מילוי התוכנית.</w:t>
-      </w:r>
-      <w:r>
-        <w:rPr>
-          <w:rFonts w:ascii="Amasis MT Pro" w:hAnsi="Amasis MT Pro" w:hint="cs"/>
-          <w:sz w:val="28"/>
-          <w:szCs w:val="28"/>
-          <w:rtl/>
-          <w:lang w:val="en-US"/>
-        </w:rPr>
-        <w:t xml:space="preserve"> מצד אחד</w:t>
-      </w:r>
-      <w:r>
-        <w:rPr>
-          <w:rFonts w:ascii="Amasis MT Pro" w:hAnsi="Amasis MT Pro"/>
-          <w:sz w:val="28"/>
-          <w:szCs w:val="28"/>
-          <w:rtl/>
-          <w:lang w:val="en-US"/>
-        </w:rPr>
-        <w:t xml:space="preserve"> אתה לא רוצה להפסיק את</w:t>
-      </w:r>
-      <w:r>
-        <w:rPr>
-          <w:rFonts w:ascii="Amasis MT Pro" w:hAnsi="Amasis MT Pro"/>
-          <w:sz w:val="28"/>
-          <w:szCs w:val="28"/>
-          <w:rtl/>
-          <w:lang w:val="en-US"/>
-        </w:rPr>
-        <w:t xml:space="preserve"> הפעולה</w:t>
-      </w:r>
-      <w:r>
-        <w:rPr>
-          <w:rFonts w:ascii="Amasis MT Pro" w:hAnsi="Amasis MT Pro"/>
-          <w:sz w:val="28"/>
-          <w:szCs w:val="28"/>
-          <w:rtl/>
-          <w:lang w:val="en-US"/>
-        </w:rPr>
-        <w:t xml:space="preserve"> בצורה אגרסיבית ומצד שני</w:t>
-      </w:r>
-      <w:r>
-        <w:rPr>
-          <w:rFonts w:ascii="Amasis MT Pro" w:hAnsi="Amasis MT Pro"/>
-          <w:sz w:val="28"/>
-          <w:szCs w:val="28"/>
-          <w:rtl/>
-          <w:lang w:val="en-US"/>
-        </w:rPr>
-        <w:t xml:space="preserve"> אתה מבין שזה לא הולך להיפתר בקרוב.</w:t>
-      </w:r>
-      <w:r>
-        <w:rPr>
-          <w:rFonts w:ascii="Amasis MT Pro" w:hAnsi="Amasis MT Pro" w:hint="cs"/>
-          <w:sz w:val="28"/>
-          <w:szCs w:val="28"/>
-          <w:rtl/>
-          <w:lang w:val="en-US"/>
-        </w:rPr>
-        <w:t xml:space="preserve"> הרגשה של חוסר שליטה.</w:t>
-      </w:r>
-      <w:r>
-        <w:rPr>
-          <w:rFonts w:ascii="Amasis MT Pro" w:hAnsi="Amasis MT Pro"/>
-          <w:sz w:val="28"/>
-          <w:szCs w:val="28"/>
-          <w:rtl/>
-          <w:lang w:val="en-US"/>
-        </w:rPr>
-        <w:br/>
-        <w:t>חבר'ה לא מדובר על שעות אלא ימים</w:t>
-      </w:r>
-      <w:r>
-        <w:rPr>
-          <w:rFonts w:ascii="Amasis MT Pro" w:hAnsi="Amasis MT Pro" w:hint="cs"/>
-          <w:sz w:val="28"/>
-          <w:szCs w:val="28"/>
-          <w:rtl/>
-          <w:lang w:val="en-US"/>
-        </w:rPr>
-        <w:t xml:space="preserve"> ושבועות</w:t>
-      </w:r>
-      <w:r>
-        <w:rPr>
-          <w:rFonts w:ascii="Amasis MT Pro" w:hAnsi="Amasis MT Pro"/>
-          <w:sz w:val="28"/>
-          <w:szCs w:val="28"/>
-          <w:rtl/>
-          <w:lang w:val="en-US"/>
-        </w:rPr>
-        <w:t xml:space="preserve">. </w:t>
-      </w:r>
-      <w:r>
-        <w:rPr>
-          <w:rFonts w:ascii="Amasis MT Pro" w:hAnsi="Amasis MT Pro" w:hint="cs"/>
-          <w:sz w:val="28"/>
-          <w:szCs w:val="28"/>
-          <w:rtl/>
-          <w:lang w:val="en-US"/>
-        </w:rPr>
-        <w:t xml:space="preserve">במקביל </w:t>
-      </w:r>
-      <w:r>
-        <w:rPr>
-          <w:rFonts w:ascii="Amasis MT Pro" w:hAnsi="Amasis MT Pro"/>
-          <w:sz w:val="28"/>
-          <w:szCs w:val="28"/>
-          <w:rtl/>
-          <w:lang w:val="en-US"/>
-        </w:rPr>
-        <w:t xml:space="preserve">אנחנו מנסים כמה </w:t>
-      </w:r>
-      <w:r>
-        <w:rPr>
-          <w:rFonts w:ascii="Amasis MT Pro" w:hAnsi="Amasis MT Pro" w:hint="cs"/>
-          <w:sz w:val="28"/>
-          <w:szCs w:val="28"/>
-          <w:rtl/>
-          <w:lang w:val="en-US"/>
-        </w:rPr>
-        <w:t xml:space="preserve">סוגי </w:t>
-      </w:r>
-      <w:r>
-        <w:rPr>
-          <w:rFonts w:ascii="Amasis MT Pro" w:hAnsi="Amasis MT Pro"/>
-          <w:sz w:val="28"/>
-          <w:szCs w:val="28"/>
-          <w:rtl/>
-          <w:lang w:val="en-US"/>
-        </w:rPr>
-        <w:t xml:space="preserve">מודלים לשפר את חלון ההקשר ולבסוף כל הקוד נכתב וקומפל ללא שגיאות, אתה עובר על הקוד </w:t>
-      </w:r>
-      <w:r>
-        <w:rPr>
-          <w:rFonts w:ascii="Amasis MT Pro" w:hAnsi="Amasis MT Pro"/>
-          <w:sz w:val="28"/>
-          <w:szCs w:val="28"/>
-          <w:rtl/>
-          <w:lang w:val="en-US"/>
-        </w:rPr>
-        <w:t>והוא נראה מעולה אבל שאתה בוחן יותר לעומק אתה מגלה שהוא אינו דבוק, שבעצם הוא שבור לוגית. אחרי כמה איטרציות תמיד התוצאה הייתה פחות או יותר זהה. כל תחילת סשן כזה זה היה כמו להתבונן בגרף מניה שאתה מושקע בה ואתה לא יודע אם תעלה או תרד.</w:t>
-      </w:r>
-      <w:r>
-        <w:rPr>
-          <w:rFonts w:ascii="Amasis MT Pro" w:hAnsi="Amasis MT Pro"/>
-          <w:sz w:val="28"/>
-          <w:szCs w:val="28"/>
-          <w:rtl/>
-          <w:lang w:val="en-US"/>
-        </w:rPr>
-        <w:t xml:space="preserve"> מדובר על ימים ושבועות של קריאות מסמכים ובדיקות</w:t>
-      </w:r>
-      <w:r>
-        <w:rPr>
-          <w:rFonts w:ascii="Amasis MT Pro" w:hAnsi="Amasis MT Pro" w:hint="cs"/>
-          <w:sz w:val="28"/>
-          <w:szCs w:val="28"/>
-          <w:rtl/>
-          <w:lang w:val="en-US"/>
-        </w:rPr>
-        <w:t>.</w:t>
+        <w:t>לפחות מבחינתי שלב התסכול היה גבוה, אתה מוציא המון אנרגיה ולבסוף התוצאה הייתה מאכזבת- אבד היתרון היחסי.</w:t>
       </w:r>
     </w:p>
     <w:p>
@@ -1417,7 +1436,6 @@
           <w:rFonts w:ascii="Amasis MT Pro" w:hAnsi="Amasis MT Pro"/>
           <w:sz w:val="28"/>
           <w:szCs w:val="28"/>
-          <w:rtl/>
           <w:lang w:val="en-US"/>
         </w:rPr>
       </w:pPr>
@@ -1429,7 +1447,187 @@
           <w:rtl/>
           <w:lang w:val="en-US"/>
         </w:rPr>
-        <w:t>לפחות מבחינתי שלב התסכול היה גבוה, אתה מוציא המון אנרגיה ולבסוף התוצאה הייתה מאכזבת- אבד היתרון היחסי.</w:t>
+        <w:t xml:space="preserve">ואז החלטתי לשנות גישה – ביטלתי לגמרי את תלות היתר שלי בכלי. אני הארכיטקט ואני מוביל את הפרויקט ,אני </w:t>
+      </w:r>
+      <w:r>
+        <w:rPr>
+          <w:rFonts w:ascii="Amasis MT Pro" w:hAnsi="Amasis MT Pro" w:hint="cs"/>
+          <w:sz w:val="28"/>
+          <w:szCs w:val="28"/>
+          <w:rtl/>
+          <w:lang w:val="en-US"/>
+        </w:rPr>
+        <w:t>כותב את מפת הדרכים ו</w:t>
+      </w:r>
+      <w:r>
+        <w:rPr>
+          <w:rFonts w:ascii="Amasis MT Pro" w:hAnsi="Amasis MT Pro"/>
+          <w:sz w:val="28"/>
+          <w:szCs w:val="28"/>
+          <w:rtl/>
+          <w:lang w:val="en-US"/>
+        </w:rPr>
+        <w:t>קובע את השלבים ואת הסדר שלהם, מה ייבדק ואיך ייבדק. אני נותן את הפתרון ההנדסי לכל בעיה</w:t>
+      </w:r>
+      <w:r>
+        <w:rPr>
+          <w:rFonts w:ascii="Amasis MT Pro" w:hAnsi="Amasis MT Pro" w:hint="cs"/>
+          <w:sz w:val="28"/>
+          <w:szCs w:val="28"/>
+          <w:rtl/>
+          <w:lang w:val="en-US"/>
+        </w:rPr>
+        <w:t>\באג</w:t>
+      </w:r>
+      <w:r>
+        <w:rPr>
+          <w:rFonts w:ascii="Amasis MT Pro" w:hAnsi="Amasis MT Pro"/>
+          <w:sz w:val="28"/>
+          <w:szCs w:val="28"/>
+          <w:rtl/>
+          <w:lang w:val="en-US"/>
+        </w:rPr>
+        <w:t xml:space="preserve"> -אם צריך לבצע מחקר צדדי אין בעיה </w:t>
+      </w:r>
+      <w:r>
+        <w:rPr>
+          <w:rFonts w:ascii="Amasis MT Pro" w:hAnsi="Amasis MT Pro"/>
+          <w:sz w:val="28"/>
+          <w:szCs w:val="28"/>
+          <w:rtl/>
+          <w:lang w:val="en-US"/>
+        </w:rPr>
+        <w:t>–</w:t>
+      </w:r>
+      <w:r>
+        <w:rPr>
+          <w:rFonts w:ascii="Amasis MT Pro" w:hAnsi="Amasis MT Pro" w:hint="cs"/>
+          <w:sz w:val="28"/>
+          <w:szCs w:val="28"/>
+          <w:rtl/>
+          <w:lang w:val="en-US"/>
+        </w:rPr>
+        <w:t xml:space="preserve"> בצע</w:t>
+      </w:r>
+      <w:r>
+        <w:rPr>
+          <w:rFonts w:ascii="Amasis MT Pro" w:hAnsi="Amasis MT Pro"/>
+          <w:sz w:val="28"/>
+          <w:szCs w:val="28"/>
+          <w:rtl/>
+          <w:lang w:val="en-US"/>
+        </w:rPr>
+        <w:t xml:space="preserve"> ותחזור עם תובנות אך אל תסיט את הכלי מהענף הראשי. הגעת ל</w:t>
+      </w:r>
+      <w:r>
+        <w:rPr>
+          <w:rFonts w:ascii="Amasis MT Pro" w:hAnsi="Amasis MT Pro"/>
+          <w:sz w:val="28"/>
+          <w:szCs w:val="28"/>
+          <w:rtl/>
+          <w:lang w:val="en-US"/>
+        </w:rPr>
+        <w:t>א</w:t>
+      </w:r>
+      <w:r>
+        <w:rPr>
+          <w:rFonts w:ascii="Amasis MT Pro" w:hAnsi="Amasis MT Pro"/>
+          <w:sz w:val="28"/>
+          <w:szCs w:val="28"/>
+          <w:rtl/>
+          <w:lang w:val="en-US"/>
+        </w:rPr>
+        <w:t>בן דרך בדוקה, תבצע קומיט ופוש לגיטהאב ותעתיק את הפרויקט מחדש תנקה את כל הקבצים המיותרים תן למודל למפות את הק</w:t>
+      </w:r>
+      <w:r>
+        <w:rPr>
+          <w:rFonts w:ascii="Amasis MT Pro" w:hAnsi="Amasis MT Pro" w:hint="cs"/>
+          <w:sz w:val="28"/>
+          <w:szCs w:val="28"/>
+          <w:rtl/>
+          <w:lang w:val="en-US"/>
+        </w:rPr>
+        <w:t>ו</w:t>
+      </w:r>
+      <w:r>
+        <w:rPr>
+          <w:rFonts w:ascii="Amasis MT Pro" w:hAnsi="Amasis MT Pro"/>
+          <w:sz w:val="28"/>
+          <w:szCs w:val="28"/>
+          <w:rtl/>
+          <w:lang w:val="en-US"/>
+        </w:rPr>
+        <w:t>ד ותמשיך ל</w:t>
+      </w:r>
+      <w:r>
+        <w:rPr>
+          <w:rFonts w:ascii="Amasis MT Pro" w:hAnsi="Amasis MT Pro"/>
+          <w:sz w:val="28"/>
+          <w:szCs w:val="28"/>
+          <w:rtl/>
+          <w:lang w:val="en-US"/>
+        </w:rPr>
+        <w:t>א</w:t>
+      </w:r>
+      <w:r>
+        <w:rPr>
+          <w:rFonts w:ascii="Amasis MT Pro" w:hAnsi="Amasis MT Pro"/>
+          <w:sz w:val="28"/>
+          <w:szCs w:val="28"/>
+          <w:rtl/>
+          <w:lang w:val="en-US"/>
+        </w:rPr>
+        <w:t>בן דרך החדשה וכך אתה מונע רקבון של זיכרון בחלון ההקשר</w:t>
+      </w:r>
+      <w:r>
+        <w:rPr>
+          <w:rFonts w:ascii="Amasis MT Pro" w:hAnsi="Amasis MT Pro"/>
+          <w:sz w:val="28"/>
+          <w:szCs w:val="28"/>
+          <w:rtl/>
+          <w:lang w:val="en-US"/>
+        </w:rPr>
+        <w:t xml:space="preserve">. תמיד הקוד פתוח ואתה יכול לראות את השינויים, במידה ואתה לא בטוח או לא מבין תבקש הבהרות. אם במהלך מימוש המודל </w:t>
+      </w:r>
+      <w:r>
+        <w:rPr>
+          <w:rFonts w:ascii="Amasis MT Pro" w:hAnsi="Amasis MT Pro" w:hint="cs"/>
+          <w:sz w:val="28"/>
+          <w:szCs w:val="28"/>
+          <w:rtl/>
+          <w:lang w:val="en-US"/>
+        </w:rPr>
+        <w:t>מראה לך שתי אפשרויות לבחירה והמומלצת אתה חוקר</w:t>
+      </w:r>
+      <w:r>
+        <w:rPr>
+          <w:rFonts w:ascii="Amasis MT Pro" w:hAnsi="Amasis MT Pro"/>
+          <w:sz w:val="28"/>
+          <w:szCs w:val="28"/>
+          <w:rtl/>
+          <w:lang w:val="en-US"/>
+        </w:rPr>
+        <w:t xml:space="preserve"> </w:t>
+      </w:r>
+      <w:r>
+        <w:rPr>
+          <w:rFonts w:ascii="Amasis MT Pro" w:hAnsi="Amasis MT Pro" w:hint="cs"/>
+          <w:sz w:val="28"/>
+          <w:szCs w:val="28"/>
+          <w:rtl/>
+          <w:lang w:val="en-US"/>
+        </w:rPr>
+        <w:t>בעצמך ואם צריך ממליץ על אפשרות נוספת</w:t>
+      </w:r>
+      <w:r>
+        <w:rPr>
+          <w:rFonts w:ascii="Amasis MT Pro" w:hAnsi="Amasis MT Pro"/>
+          <w:sz w:val="28"/>
+          <w:szCs w:val="28"/>
+          <w:rtl/>
+          <w:lang w:val="en-US"/>
+        </w:rPr>
+        <w:t>. אתה תמיד דואג להיות בשליטה ומוכן לשלב הבא ולזכור שהמודל צריך לבצע את העבודה הסיזיפית ואתה תתפנה לפתרונות ההנדסיים.</w:t>
       </w:r>
     </w:p>
     <w:p>
@@ -1439,6 +1637,7 @@
           <w:rFonts w:ascii="Amasis MT Pro" w:hAnsi="Amasis MT Pro"/>
           <w:sz w:val="28"/>
           <w:szCs w:val="28"/>
+          <w:rtl/>
           <w:lang w:val="en-US"/>
         </w:rPr>
       </w:pPr>
@@ -1450,187 +1649,7 @@
           <w:rtl/>
           <w:lang w:val="en-US"/>
         </w:rPr>
-        <w:t xml:space="preserve">ואז החלטתי לשנות גישה – ביטלתי לגמרי את תלות היתר שלי בכלי. אני הארכיטקט ואני מוביל את הפרויקט ,אני </w:t>
-      </w:r>
-      <w:r>
-        <w:rPr>
-          <w:rFonts w:ascii="Amasis MT Pro" w:hAnsi="Amasis MT Pro" w:hint="cs"/>
-          <w:sz w:val="28"/>
-          <w:szCs w:val="28"/>
-          <w:rtl/>
-          <w:lang w:val="en-US"/>
-        </w:rPr>
-        <w:t>כותב את מפת הדרכים ו</w:t>
-      </w:r>
-      <w:r>
-        <w:rPr>
-          <w:rFonts w:ascii="Amasis MT Pro" w:hAnsi="Amasis MT Pro"/>
-          <w:sz w:val="28"/>
-          <w:szCs w:val="28"/>
-          <w:rtl/>
-          <w:lang w:val="en-US"/>
-        </w:rPr>
-        <w:t>קובע את השלבים ואת הסדר שלהם, מה ייבדק ואיך ייבדק. אני נותן את הפתרון ההנדסי לכל בעיה</w:t>
-      </w:r>
-      <w:r>
-        <w:rPr>
-          <w:rFonts w:ascii="Amasis MT Pro" w:hAnsi="Amasis MT Pro" w:hint="cs"/>
-          <w:sz w:val="28"/>
-          <w:szCs w:val="28"/>
-          <w:rtl/>
-          <w:lang w:val="en-US"/>
-        </w:rPr>
-        <w:t>\באג</w:t>
-      </w:r>
-      <w:r>
-        <w:rPr>
-          <w:rFonts w:ascii="Amasis MT Pro" w:hAnsi="Amasis MT Pro"/>
-          <w:sz w:val="28"/>
-          <w:szCs w:val="28"/>
-          <w:rtl/>
-          <w:lang w:val="en-US"/>
-        </w:rPr>
-        <w:t xml:space="preserve"> -אם צריך לבצע מחקר צדדי אין בעיה </w:t>
-      </w:r>
-      <w:r>
-        <w:rPr>
-          <w:rFonts w:ascii="Amasis MT Pro" w:hAnsi="Amasis MT Pro"/>
-          <w:sz w:val="28"/>
-          <w:szCs w:val="28"/>
-          <w:rtl/>
-          <w:lang w:val="en-US"/>
-        </w:rPr>
-        <w:t>–</w:t>
-      </w:r>
-      <w:r>
-        <w:rPr>
-          <w:rFonts w:ascii="Amasis MT Pro" w:hAnsi="Amasis MT Pro" w:hint="cs"/>
-          <w:sz w:val="28"/>
-          <w:szCs w:val="28"/>
-          <w:rtl/>
-          <w:lang w:val="en-US"/>
-        </w:rPr>
-        <w:t xml:space="preserve"> בצע</w:t>
-      </w:r>
-      <w:r>
-        <w:rPr>
-          <w:rFonts w:ascii="Amasis MT Pro" w:hAnsi="Amasis MT Pro"/>
-          <w:sz w:val="28"/>
-          <w:szCs w:val="28"/>
-          <w:rtl/>
-          <w:lang w:val="en-US"/>
-        </w:rPr>
-        <w:t xml:space="preserve"> ותחזור עם תובנות אך אל תסיט את הכלי מהענף הראשי. הגעת ל</w:t>
-      </w:r>
-      <w:r>
-        <w:rPr>
-          <w:rFonts w:ascii="Amasis MT Pro" w:hAnsi="Amasis MT Pro"/>
-          <w:sz w:val="28"/>
-          <w:szCs w:val="28"/>
-          <w:rtl/>
-          <w:lang w:val="en-US"/>
-        </w:rPr>
-        <w:t>א</w:t>
-      </w:r>
-      <w:r>
-        <w:rPr>
-          <w:rFonts w:ascii="Amasis MT Pro" w:hAnsi="Amasis MT Pro"/>
-          <w:sz w:val="28"/>
-          <w:szCs w:val="28"/>
-          <w:rtl/>
-          <w:lang w:val="en-US"/>
-        </w:rPr>
-        <w:t>בן דרך בדוקה, תבצע קומיט ופוש לגיטהאב ותעתיק את הפרויקט מחדש תנקה את כל הקבצים המיותרים תן למודל למפות את הק</w:t>
-      </w:r>
-      <w:r>
-        <w:rPr>
-          <w:rFonts w:ascii="Amasis MT Pro" w:hAnsi="Amasis MT Pro" w:hint="cs"/>
-          <w:sz w:val="28"/>
-          <w:szCs w:val="28"/>
-          <w:rtl/>
-          <w:lang w:val="en-US"/>
-        </w:rPr>
-        <w:t>ו</w:t>
-      </w:r>
-      <w:r>
-        <w:rPr>
-          <w:rFonts w:ascii="Amasis MT Pro" w:hAnsi="Amasis MT Pro"/>
-          <w:sz w:val="28"/>
-          <w:szCs w:val="28"/>
-          <w:rtl/>
-          <w:lang w:val="en-US"/>
-        </w:rPr>
-        <w:t>ד ותמשיך ל</w:t>
-      </w:r>
-      <w:r>
-        <w:rPr>
-          <w:rFonts w:ascii="Amasis MT Pro" w:hAnsi="Amasis MT Pro"/>
-          <w:sz w:val="28"/>
-          <w:szCs w:val="28"/>
-          <w:rtl/>
-          <w:lang w:val="en-US"/>
-        </w:rPr>
-        <w:t>א</w:t>
-      </w:r>
-      <w:r>
-        <w:rPr>
-          <w:rFonts w:ascii="Amasis MT Pro" w:hAnsi="Amasis MT Pro"/>
-          <w:sz w:val="28"/>
-          <w:szCs w:val="28"/>
-          <w:rtl/>
-          <w:lang w:val="en-US"/>
-        </w:rPr>
-        <w:t>בן דרך החדשה וכך אתה מונע רקבון של זיכרון בחלון ההקשר</w:t>
-      </w:r>
-      <w:r>
-        <w:rPr>
-          <w:rFonts w:ascii="Amasis MT Pro" w:hAnsi="Amasis MT Pro"/>
-          <w:sz w:val="28"/>
-          <w:szCs w:val="28"/>
-          <w:rtl/>
-          <w:lang w:val="en-US"/>
-        </w:rPr>
-        <w:t xml:space="preserve">. תמיד הקוד פתוח ואתה יכול לראות את השינויים, במידה ואתה לא בטוח או לא מבין תבקש הבהרות. אם במהלך מימוש המודל </w:t>
-      </w:r>
-      <w:r>
-        <w:rPr>
-          <w:rFonts w:ascii="Amasis MT Pro" w:hAnsi="Amasis MT Pro" w:hint="cs"/>
-          <w:sz w:val="28"/>
-          <w:szCs w:val="28"/>
-          <w:rtl/>
-          <w:lang w:val="en-US"/>
-        </w:rPr>
-        <w:t>מראה לך שתי אפשרויות לבחירה והמומלצת אתה חוקר</w:t>
-      </w:r>
-      <w:r>
-        <w:rPr>
-          <w:rFonts w:ascii="Amasis MT Pro" w:hAnsi="Amasis MT Pro"/>
-          <w:sz w:val="28"/>
-          <w:szCs w:val="28"/>
-          <w:rtl/>
-          <w:lang w:val="en-US"/>
-        </w:rPr>
-        <w:t xml:space="preserve"> </w:t>
-      </w:r>
-      <w:r>
-        <w:rPr>
-          <w:rFonts w:ascii="Amasis MT Pro" w:hAnsi="Amasis MT Pro" w:hint="cs"/>
-          <w:sz w:val="28"/>
-          <w:szCs w:val="28"/>
-          <w:rtl/>
-          <w:lang w:val="en-US"/>
-        </w:rPr>
-        <w:t>בעצמך ואם צריך ממליץ על אפשרות נוספת</w:t>
-      </w:r>
-      <w:r>
-        <w:rPr>
-          <w:rFonts w:ascii="Amasis MT Pro" w:hAnsi="Amasis MT Pro"/>
-          <w:sz w:val="28"/>
-          <w:szCs w:val="28"/>
-          <w:rtl/>
-          <w:lang w:val="en-US"/>
-        </w:rPr>
-        <w:t>. אתה תמיד דואג להיות בשליטה ומוכן לשלב הבא ולזכור שהמודל צריך לבצע את העבודה הסיזיפית ואתה תתפנה לפתרונות ההנדסיים.</w:t>
+        <w:t>אז מה הרווחתי? קוד איכותי, כניסה לטכנולוגיות חדשות במהירות, כתיבת בדיקות מורכבות, זמן פיתוח קצר בהחלט.</w:t>
       </w:r>
     </w:p>
     <w:p>
@@ -1652,7 +1671,17 @@
           <w:rtl/>
           <w:lang w:val="en-US"/>
         </w:rPr>
-        <w:t>אז מה הרווחתי? קוד איכותי, כניסה לטכנולוגיות חדשות במהירות, כתיבת בדיקות מורכבות, זמן פיתוח קצר בהחלט.</w:t>
+        <w:t>עם יד על הלב עכשיו אני לא יכול לפתח בצורה אחרת או ללכת אחורה טכנולוגית אלא רק קדימה</w:t>
+      </w:r>
+      <w:r>
+        <w:rPr>
+          <w:rFonts w:ascii="Amasis MT Pro" w:hAnsi="Amasis MT Pro"/>
+          <w:sz w:val="28"/>
+          <w:szCs w:val="28"/>
+          <w:rtl/>
+          <w:lang w:val="en-US"/>
+        </w:rPr>
+        <w:t>.</w:t>
       </w:r>
     </w:p>
     <w:p>
@@ -1662,8 +1691,6 @@
           <w:rFonts w:ascii="Amasis MT Pro" w:hAnsi="Amasis MT Pro"/>
           <w:sz w:val="28"/>
           <w:szCs w:val="28"/>
-          <w:rtl/>
-          <w:lang w:val="en-US"/>
         </w:rPr>
       </w:pPr>
       <w:r>
@@ -1674,15 +1701,87 @@
           <w:rtl/>
           <w:lang w:val="en-US"/>
         </w:rPr>
-        <w:t>עם יד על הלב עכשיו אני לא יכול לפתח בצורה אחרת או ללכת אחורה טכנולוגית אלא רק קדימה</w:t>
-      </w:r>
-      <w:r>
-        <w:rPr>
-          <w:rFonts w:ascii="Amasis MT Pro" w:hAnsi="Amasis MT Pro"/>
-          <w:sz w:val="28"/>
-          <w:szCs w:val="28"/>
-          <w:rtl/>
-          <w:lang w:val="en-US"/>
+        <w:t>אז אחרי כל הדרך הזאת</w:t>
+      </w:r>
+      <w:r>
+        <w:rPr>
+          <w:rFonts w:ascii="Amasis MT Pro" w:hAnsi="Amasis MT Pro"/>
+          <w:sz w:val="28"/>
+          <w:szCs w:val="28"/>
+        </w:rPr>
+        <w:t>…</w:t>
+      </w:r>
+      <w:r>
+        <w:rPr>
+          <w:rFonts w:ascii="Amasis MT Pro" w:hAnsi="Amasis MT Pro"/>
+          <w:sz w:val="28"/>
+          <w:szCs w:val="28"/>
+          <w:rtl/>
+          <w:lang w:val="en-US"/>
+        </w:rPr>
+        <w:t>הבנתי משהו אחד</w:t>
+      </w:r>
+      <w:r>
+        <w:rPr>
+          <w:rFonts w:ascii="Amasis MT Pro" w:hAnsi="Amasis MT Pro" w:hint="cs"/>
+          <w:sz w:val="28"/>
+          <w:szCs w:val="28"/>
+          <w:rtl/>
+          <w:lang w:val="en-US"/>
+        </w:rPr>
+        <w:t xml:space="preserve">  </w:t>
+      </w:r>
+      <w:r>
+        <w:rPr>
+          <w:rFonts w:ascii="Amasis MT Pro" w:hAnsi="Amasis MT Pro"/>
+          <w:sz w:val="28"/>
+          <w:szCs w:val="28"/>
+        </w:rPr>
+        <w:t>A</w:t>
+      </w:r>
+      <w:r>
+        <w:rPr>
+          <w:rFonts w:ascii="Amasis MT Pro" w:hAnsi="Amasis MT Pro"/>
+          <w:sz w:val="28"/>
+          <w:szCs w:val="28"/>
+          <w:lang w:val="en-US"/>
+        </w:rPr>
+        <w:t>I</w:t>
+      </w:r>
+      <w:r>
+        <w:rPr>
+          <w:rFonts w:ascii="Amasis MT Pro" w:hAnsi="Amasis MT Pro" w:hint="cs"/>
+          <w:sz w:val="28"/>
+          <w:szCs w:val="28"/>
+          <w:rtl/>
+          <w:lang w:val="en-US"/>
+        </w:rPr>
+        <w:t xml:space="preserve"> </w:t>
+      </w:r>
+      <w:r>
+        <w:rPr>
+          <w:rFonts w:ascii="Amasis MT Pro" w:hAnsi="Amasis MT Pro" w:hint="cs"/>
+          <w:sz w:val="28"/>
+          <w:szCs w:val="28"/>
+          <w:rtl/>
+        </w:rPr>
+        <w:t xml:space="preserve"> </w:t>
+      </w:r>
+      <w:r>
+        <w:rPr>
+          <w:rFonts w:ascii="Amasis MT Pro" w:hAnsi="Amasis MT Pro"/>
+          <w:sz w:val="28"/>
+          <w:szCs w:val="28"/>
+          <w:rtl/>
+          <w:lang w:val="en-US"/>
+        </w:rPr>
+        <w:t>לא מחליף מפתחים</w:t>
+      </w:r>
+      <w:r>
+        <w:rPr>
+          <w:rFonts w:ascii="Amasis MT Pro" w:hAnsi="Amasis MT Pro"/>
+          <w:sz w:val="28"/>
+          <w:szCs w:val="28"/>
         </w:rPr>
         <w:t>.</w:t>
       </w:r>
@@ -1704,81 +1803,62 @@
           <w:rtl/>
           <w:lang w:val="en-US"/>
         </w:rPr>
-        <w:t>אז אחרי כל הדרך הזאת</w:t>
-      </w:r>
-      <w:r>
-        <w:rPr>
-          <w:rFonts w:ascii="Amasis MT Pro" w:hAnsi="Amasis MT Pro"/>
-          <w:sz w:val="28"/>
-          <w:szCs w:val="28"/>
-        </w:rPr>
-        <w:t>…</w:t>
-      </w:r>
-      <w:r>
-        <w:rPr>
-          <w:rFonts w:ascii="Amasis MT Pro" w:hAnsi="Amasis MT Pro"/>
-          <w:sz w:val="28"/>
-          <w:szCs w:val="28"/>
-          <w:rtl/>
-          <w:lang w:val="en-US"/>
-        </w:rPr>
-        <w:t>הבנתי משהו אחד</w:t>
-      </w:r>
-      <w:r>
-        <w:rPr>
-          <w:rFonts w:ascii="Amasis MT Pro" w:hAnsi="Amasis MT Pro" w:hint="cs"/>
-          <w:sz w:val="28"/>
-          <w:szCs w:val="28"/>
-          <w:rtl/>
-          <w:lang w:val="en-US"/>
-        </w:rPr>
-        <w:t xml:space="preserve">  </w:t>
-      </w:r>
-      <w:r>
-        <w:rPr>
-          <w:rFonts w:ascii="Amasis MT Pro" w:hAnsi="Amasis MT Pro"/>
-          <w:sz w:val="28"/>
-          <w:szCs w:val="28"/>
-        </w:rPr>
-        <w:t>A</w:t>
-      </w:r>
-      <w:r>
-        <w:rPr>
-          <w:rFonts w:ascii="Amasis MT Pro" w:hAnsi="Amasis MT Pro"/>
-          <w:sz w:val="28"/>
-          <w:szCs w:val="28"/>
-          <w:lang w:val="en-US"/>
-        </w:rPr>
-        <w:t>I</w:t>
-      </w:r>
-      <w:r>
-        <w:rPr>
-          <w:rFonts w:ascii="Amasis MT Pro" w:hAnsi="Amasis MT Pro" w:hint="cs"/>
-          <w:sz w:val="28"/>
-          <w:szCs w:val="28"/>
-          <w:rtl/>
-          <w:lang w:val="en-US"/>
+        <w:t>הוא מחליף</w:t>
+      </w:r>
+      <w:r>
+        <w:rPr>
+          <w:rFonts w:ascii="Amasis MT Pro" w:hAnsi="Amasis MT Pro" w:hint="cs"/>
+          <w:sz w:val="28"/>
+          <w:szCs w:val="28"/>
+          <w:rtl/>
         </w:rPr>
         <w:t xml:space="preserve"> </w:t>
       </w:r>
       <w:r>
         <w:rPr>
-          <w:rFonts w:ascii="Amasis MT Pro" w:hAnsi="Amasis MT Pro" w:hint="cs"/>
-          <w:sz w:val="28"/>
-          <w:szCs w:val="28"/>
-          <w:rtl/>
-        </w:rPr>
-        <w:t xml:space="preserve"> </w:t>
-      </w:r>
-      <w:r>
-        <w:rPr>
-          <w:rFonts w:ascii="Amasis MT Pro" w:hAnsi="Amasis MT Pro"/>
-          <w:sz w:val="28"/>
-          <w:szCs w:val="28"/>
-          <w:rtl/>
-          <w:lang w:val="en-US"/>
-        </w:rPr>
-        <w:t>לא מחליף מפתחים</w:t>
+          <w:rFonts w:ascii="Amasis MT Pro" w:hAnsi="Amasis MT Pro"/>
+          <w:sz w:val="28"/>
+          <w:szCs w:val="28"/>
+          <w:rtl/>
+          <w:lang w:val="en-US"/>
+        </w:rPr>
+        <w:t>את איך שמפתחים עובדים</w:t>
+      </w:r>
+      <w:r>
+        <w:rPr>
+          <w:rFonts w:ascii="Amasis MT Pro" w:hAnsi="Amasis MT Pro"/>
+          <w:sz w:val="28"/>
+          <w:szCs w:val="28"/>
+        </w:rPr>
+        <w:t>.</w:t>
+      </w:r>
+      <w:r>
+        <w:rPr>
+          <w:rFonts w:ascii="Amasis MT Pro" w:hAnsi="Amasis MT Pro"/>
+          <w:sz w:val="28"/>
+          <w:szCs w:val="28"/>
+          <w:rtl/>
+          <w:lang w:val="en-US"/>
+        </w:rPr>
+        <w:t>מי שינסה לעבוד כמו פעם</w:t>
+      </w:r>
+      <w:r>
+        <w:rPr>
+          <w:rFonts w:ascii="Amasis MT Pro" w:hAnsi="Amasis MT Pro"/>
+          <w:sz w:val="28"/>
+          <w:szCs w:val="28"/>
+        </w:rPr>
+        <w:t xml:space="preserve"> —</w:t>
+      </w:r>
+      <w:r>
+        <w:rPr>
+          <w:rFonts w:ascii="Amasis MT Pro" w:hAnsi="Amasis MT Pro"/>
+          <w:sz w:val="28"/>
+          <w:szCs w:val="28"/>
+          <w:rtl/>
+          <w:lang w:val="en-US"/>
+        </w:rPr>
+        <w:t>יישאר מאחור</w:t>
       </w:r>
       <w:r>
         <w:rPr>
@@ -1806,7 +1886,25 @@
           <w:rtl/>
           <w:lang w:val="en-US"/>
         </w:rPr>
-        <w:t>הוא מחליף</w:t>
+        <w:t>ומי שילמד לעבוד נכון עם הכלים</w:t>
+      </w:r>
+      <w:r>
+        <w:rPr>
+          <w:rFonts w:ascii="Amasis MT Pro" w:hAnsi="Amasis MT Pro"/>
+          <w:sz w:val="28"/>
+          <w:szCs w:val="28"/>
+        </w:rPr>
+        <w:t xml:space="preserve"> —</w:t>
+      </w:r>
+      <w:r>
+        <w:rPr>
+          <w:rFonts w:ascii="Amasis MT Pro" w:hAnsi="Amasis MT Pro"/>
+          <w:sz w:val="28"/>
+          <w:szCs w:val="28"/>
+          <w:rtl/>
+          <w:lang w:val="en-US"/>
+        </w:rPr>
+        <w:t>יקבל כוח</w:t>
       </w:r>
       <w:r>
         <w:rPr>
@@ -1825,43 +1923,7 @@
           <w:rtl/>
           <w:lang w:val="en-US"/>
         </w:rPr>
-        <w:t>את איך שמפתחים עובדים</w:t>
-      </w:r>
-      <w:r>
-        <w:rPr>
-          <w:rFonts w:ascii="Amasis MT Pro" w:hAnsi="Amasis MT Pro"/>
-          <w:sz w:val="28"/>
-          <w:szCs w:val="28"/>
-        </w:rPr>
-        <w:t>.</w:t>
-      </w:r>
-      <w:r>
-        <w:rPr>
-          <w:rFonts w:ascii="Amasis MT Pro" w:hAnsi="Amasis MT Pro"/>
-          <w:sz w:val="28"/>
-          <w:szCs w:val="28"/>
-          <w:rtl/>
-          <w:lang w:val="en-US"/>
-        </w:rPr>
-        <w:t>מי שינסה לעבוד כמו פעם</w:t>
-      </w:r>
-      <w:r>
-        <w:rPr>
-          <w:rFonts w:ascii="Amasis MT Pro" w:hAnsi="Amasis MT Pro"/>
-          <w:sz w:val="28"/>
-          <w:szCs w:val="28"/>
-        </w:rPr>
-        <w:t xml:space="preserve"> —</w:t>
-      </w:r>
-      <w:r>
-        <w:rPr>
-          <w:rFonts w:ascii="Amasis MT Pro" w:hAnsi="Amasis MT Pro"/>
-          <w:sz w:val="28"/>
-          <w:szCs w:val="28"/>
-          <w:rtl/>
-          <w:lang w:val="en-US"/>
-        </w:rPr>
-        <w:t>יישאר מאחור</w:t>
+        <w:t>שלא היה לנו אף פעם</w:t>
       </w:r>
       <w:r>
         <w:rPr>
@@ -1879,193 +1941,10 @@
           <w:rFonts w:ascii="Amasis MT Pro" w:hAnsi="Amasis MT Pro"/>
           <w:sz w:val="28"/>
           <w:szCs w:val="28"/>
+          <w:rtl/>
+          <w:lang w:val="en-US"/>
         </w:rPr>
       </w:pPr>
-      <w:r>
-        <w:rPr>
-          <w:rFonts w:ascii="Amasis MT Pro" w:hAnsi="Amasis MT Pro"/>
-          <w:sz w:val="28"/>
-          <w:szCs w:val="28"/>
-          <w:rtl/>
-          <w:lang w:val="en-US"/>
-        </w:rPr>
-        <w:t>ומי שילמד לעבוד נכון עם הכלים</w:t>
-      </w:r>
-      <w:r>
-        <w:rPr>
-          <w:rFonts w:ascii="Amasis MT Pro" w:hAnsi="Amasis MT Pro"/>
-          <w:sz w:val="28"/>
-          <w:szCs w:val="28"/>
-        </w:rPr>
-        <w:t xml:space="preserve"> —</w:t>
-      </w:r>
-      <w:r>
-        <w:rPr>
-          <w:rFonts w:ascii="Amasis MT Pro" w:hAnsi="Amasis MT Pro"/>
-          <w:sz w:val="28"/>
-          <w:szCs w:val="28"/>
-          <w:rtl/>
-          <w:lang w:val="en-US"/>
-        </w:rPr>
-        <w:t>יקבל כוח</w:t>
-      </w:r>
-      <w:r>
-        <w:rPr>
-          <w:rFonts w:ascii="Amasis MT Pro" w:hAnsi="Amasis MT Pro" w:hint="cs"/>
-          <w:sz w:val="28"/>
-          <w:szCs w:val="28"/>
-          <w:rtl/>
-        </w:rPr>
-        <w:t xml:space="preserve"> </w:t>
-      </w:r>
-      <w:r>
-        <w:rPr>
-          <w:rFonts w:ascii="Amasis MT Pro" w:hAnsi="Amasis MT Pro"/>
-          <w:sz w:val="28"/>
-          <w:szCs w:val="28"/>
-          <w:rtl/>
-          <w:lang w:val="en-US"/>
-        </w:rPr>
-        <w:t>שלא היה לנו אף פעם</w:t>
-      </w:r>
-      <w:r>
-        <w:rPr>
-          <w:rFonts w:ascii="Amasis MT Pro" w:hAnsi="Amasis MT Pro"/>
-          <w:sz w:val="28"/>
-          <w:szCs w:val="28"/>
-        </w:rPr>
-        <w:t>.</w:t>
-      </w:r>
-    </w:p>
-    <w:p>
-      <w:pPr>
-        <w:bidi/>
-        <w:rPr>
-          <w:rFonts w:ascii="Amasis MT Pro" w:hAnsi="Amasis MT Pro"/>
-          <w:sz w:val="28"/>
-          <w:szCs w:val="28"/>
-        </w:rPr>
-      </w:pPr>
-      <w:r>
-        <w:rPr>
-          <w:rFonts w:ascii="Amasis MT Pro" w:hAnsi="Amasis MT Pro"/>
-          <w:sz w:val="28"/>
-          <w:szCs w:val="28"/>
-        </w:rPr>
-        <w:lastRenderedPageBreak/>
-        <w:pict w14:anchorId="5885E49A">
-          <v:rect id="_x0000_i1025" style="width:0;height:1.5pt" o:hralign="right" o:hrstd="t" o:hr="t" fillcolor="#a0a0a0" stroked="f"/>
-        </w:pict>
-      </w:r>
-    </w:p>
-    <w:p>
-      <w:pPr>
-        <w:bidi/>
-        <w:rPr>
-          <w:rFonts w:ascii="Amasis MT Pro" w:hAnsi="Amasis MT Pro"/>
-          <w:sz w:val="28"/>
-          <w:szCs w:val="28"/>
-          <w:rtl/>
-        </w:rPr>
-      </w:pPr>
-      <w:r>
-        <w:rPr>
-          <w:rFonts w:ascii="Amasis MT Pro" w:hAnsi="Amasis MT Pro"/>
-          <w:sz w:val="28"/>
-          <w:szCs w:val="28"/>
-          <w:rtl/>
-          <w:lang w:val="en-US"/>
-        </w:rPr>
-        <w:t>אם פעם פיתחתי עם</w:t>
-      </w:r>
-      <w:r>
-        <w:rPr>
-          <w:rFonts w:ascii="Amasis MT Pro" w:hAnsi="Amasis MT Pro"/>
-          <w:sz w:val="28"/>
-          <w:szCs w:val="28"/>
-        </w:rPr>
-        <w:t xml:space="preserve"> F-16…</w:t>
-      </w:r>
-      <w:r>
-        <w:rPr>
-          <w:rFonts w:ascii="Amasis MT Pro" w:hAnsi="Amasis MT Pro"/>
-          <w:sz w:val="28"/>
-          <w:szCs w:val="28"/>
-          <w:rtl/>
-          <w:lang w:val="en-US"/>
-        </w:rPr>
-        <w:t>היום אני עובד עם</w:t>
-      </w:r>
-      <w:r>
-        <w:rPr>
-          <w:rFonts w:ascii="Amasis MT Pro" w:hAnsi="Amasis MT Pro"/>
-          <w:sz w:val="28"/>
-          <w:szCs w:val="28"/>
-        </w:rPr>
-        <w:t xml:space="preserve"> F-35.</w:t>
-      </w:r>
-      <w:r>
-        <w:rPr>
-          <w:rFonts w:ascii="Amasis MT Pro" w:hAnsi="Amasis MT Pro" w:hint="cs"/>
-          <w:sz w:val="28"/>
-          <w:szCs w:val="28"/>
-          <w:rtl/>
-        </w:rPr>
-        <w:t xml:space="preserve"> </w:t>
-      </w:r>
-      <w:r>
-        <w:rPr>
-          <w:rFonts w:ascii="Amasis MT Pro" w:hAnsi="Amasis MT Pro"/>
-          <w:sz w:val="28"/>
-          <w:szCs w:val="28"/>
-          <w:rtl/>
-          <w:lang w:val="en-US"/>
-        </w:rPr>
-        <w:t>אבל בסוף</w:t>
-      </w:r>
-      <w:r>
-        <w:rPr>
-          <w:rFonts w:ascii="Amasis MT Pro" w:hAnsi="Amasis MT Pro"/>
-          <w:sz w:val="28"/>
-          <w:szCs w:val="28"/>
-        </w:rPr>
-        <w:t xml:space="preserve"> —</w:t>
-      </w:r>
-      <w:r>
-        <w:rPr>
-          <w:rFonts w:ascii="Amasis MT Pro" w:hAnsi="Amasis MT Pro"/>
-          <w:sz w:val="28"/>
-          <w:szCs w:val="28"/>
-        </w:rPr>
-        <w:br/>
-      </w:r>
-      <w:r>
-        <w:rPr>
-          <w:rFonts w:ascii="Amasis MT Pro" w:hAnsi="Amasis MT Pro"/>
-          <w:sz w:val="28"/>
-          <w:szCs w:val="28"/>
-          <w:rtl/>
-          <w:lang w:val="en-US"/>
-        </w:rPr>
-        <w:t>עדיין צריך טייס</w:t>
-      </w:r>
-      <w:r>
-        <w:rPr>
-          <w:rFonts w:ascii="Amasis MT Pro" w:hAnsi="Amasis MT Pro"/>
-          <w:sz w:val="28"/>
-          <w:szCs w:val="28"/>
-        </w:rPr>
-        <w:t>.</w:t>
-      </w:r>
-      <w:r>
-        <w:rPr>
-          <w:rFonts w:ascii="Amasis MT Pro" w:hAnsi="Amasis MT Pro" w:hint="cs"/>
-          <w:sz w:val="28"/>
-          <w:szCs w:val="28"/>
-          <w:rtl/>
-        </w:rPr>
-        <w:t xml:space="preserve"> </w:t>
-      </w:r>
       <w:r>
         <w:rPr>
           <w:rFonts w:ascii="Amasis MT Pro" w:hAnsi="Amasis MT Pro"/>
